--- a/database_migrations/version_1/sales_module_sql.docx
+++ b/database_migrations/version_1/sales_module_sql.docx
@@ -109,7 +109,14 @@
           <w:sz w:val="8"/>
           <w:szCs w:val="8"/>
         </w:rPr>
-        <w:t>as $$</w:t>
+        <w:t>as $</w:t>
+      </w:r>
+      <w:r>
+        <w:rPr>
+          <w:sz w:val="8"/>
+          <w:szCs w:val="8"/>
+        </w:rPr>
+        <w:t>$</w:t>
       </w:r>
     </w:p>
     <w:p>
@@ -885,6 +892,144 @@
           <w:szCs w:val="8"/>
         </w:rPr>
       </w:pPr>
+      <w:r>
+        <w:rPr>
+          <w:sz w:val="8"/>
+          <w:szCs w:val="8"/>
+        </w:rPr>
+        <w:tab/>
+        <w:t>IF v_litres is null and v_bottles is null THEN RAISE EXCEPTION 'litres and bottles both cannot be added as null in same sales'; END IF;</w:t>
+      </w:r>
+    </w:p>
+    <w:p>
+      <w:pPr>
+        <w:tabs>
+          <w:tab w:val="left" w:pos="1130"/>
+        </w:tabs>
+        <w:rPr>
+          <w:sz w:val="8"/>
+          <w:szCs w:val="8"/>
+        </w:rPr>
+      </w:pPr>
+    </w:p>
+    <w:p>
+      <w:pPr>
+        <w:tabs>
+          <w:tab w:val="left" w:pos="1130"/>
+        </w:tabs>
+        <w:rPr>
+          <w:sz w:val="8"/>
+          <w:szCs w:val="8"/>
+        </w:rPr>
+      </w:pPr>
+    </w:p>
+    <w:p>
+      <w:pPr>
+        <w:tabs>
+          <w:tab w:val="left" w:pos="1130"/>
+        </w:tabs>
+        <w:rPr>
+          <w:sz w:val="8"/>
+          <w:szCs w:val="8"/>
+        </w:rPr>
+      </w:pPr>
+      <w:r>
+        <w:rPr>
+          <w:sz w:val="8"/>
+          <w:szCs w:val="8"/>
+        </w:rPr>
+        <w:tab/>
+        <w:t xml:space="preserve">if v_litres is not null and v_price is null then </w:t>
+      </w:r>
+    </w:p>
+    <w:p>
+      <w:pPr>
+        <w:tabs>
+          <w:tab w:val="left" w:pos="1130"/>
+        </w:tabs>
+        <w:rPr>
+          <w:sz w:val="8"/>
+          <w:szCs w:val="8"/>
+        </w:rPr>
+      </w:pPr>
+    </w:p>
+    <w:p>
+      <w:pPr>
+        <w:tabs>
+          <w:tab w:val="left" w:pos="1130"/>
+        </w:tabs>
+        <w:rPr>
+          <w:sz w:val="8"/>
+          <w:szCs w:val="8"/>
+        </w:rPr>
+      </w:pPr>
+      <w:r>
+        <w:rPr>
+          <w:sz w:val="8"/>
+          <w:szCs w:val="8"/>
+        </w:rPr>
+        <w:tab/>
+        <w:t>RAISE EXCEPTION 'price is not given for the litres.';</w:t>
+      </w:r>
+    </w:p>
+    <w:p>
+      <w:pPr>
+        <w:tabs>
+          <w:tab w:val="left" w:pos="1130"/>
+        </w:tabs>
+        <w:rPr>
+          <w:sz w:val="8"/>
+          <w:szCs w:val="8"/>
+        </w:rPr>
+      </w:pPr>
+    </w:p>
+    <w:p>
+      <w:pPr>
+        <w:tabs>
+          <w:tab w:val="left" w:pos="1130"/>
+        </w:tabs>
+        <w:rPr>
+          <w:sz w:val="8"/>
+          <w:szCs w:val="8"/>
+        </w:rPr>
+      </w:pPr>
+      <w:r>
+        <w:rPr>
+          <w:sz w:val="8"/>
+          <w:szCs w:val="8"/>
+        </w:rPr>
+        <w:tab/>
+        <w:t>end if;</w:t>
+      </w:r>
+    </w:p>
+    <w:p>
+      <w:pPr>
+        <w:tabs>
+          <w:tab w:val="left" w:pos="1130"/>
+        </w:tabs>
+        <w:rPr>
+          <w:sz w:val="8"/>
+          <w:szCs w:val="8"/>
+        </w:rPr>
+      </w:pPr>
+    </w:p>
+    <w:p>
+      <w:pPr>
+        <w:tabs>
+          <w:tab w:val="left" w:pos="1130"/>
+        </w:tabs>
+        <w:rPr>
+          <w:sz w:val="8"/>
+          <w:szCs w:val="8"/>
+        </w:rPr>
+      </w:pPr>
+      <w:r>
+        <w:rPr>
+          <w:sz w:val="8"/>
+          <w:szCs w:val="8"/>
+        </w:rPr>
+        <w:tab/>
+      </w:r>
     </w:p>
     <w:p>
       <w:pPr>
@@ -997,12 +1142,97 @@
           <w:szCs w:val="8"/>
         </w:rPr>
       </w:pPr>
-      <w:r>
-        <w:rPr>
-          <w:sz w:val="8"/>
-          <w:szCs w:val="8"/>
-        </w:rPr>
-        <w:t xml:space="preserve">    IF v_sales_type NOT IN ('cod', 'account', 'vendor') THEN</w:t>
+    </w:p>
+    <w:p>
+      <w:pPr>
+        <w:tabs>
+          <w:tab w:val="left" w:pos="1130"/>
+        </w:tabs>
+        <w:rPr>
+          <w:sz w:val="8"/>
+          <w:szCs w:val="8"/>
+        </w:rPr>
+      </w:pPr>
+      <w:r>
+        <w:rPr>
+          <w:sz w:val="8"/>
+          <w:szCs w:val="8"/>
+        </w:rPr>
+        <w:tab/>
+        <w:t>IF v_sales_type is null THEN</w:t>
+      </w:r>
+    </w:p>
+    <w:p>
+      <w:pPr>
+        <w:tabs>
+          <w:tab w:val="left" w:pos="1130"/>
+        </w:tabs>
+        <w:rPr>
+          <w:sz w:val="8"/>
+          <w:szCs w:val="8"/>
+        </w:rPr>
+      </w:pPr>
+      <w:r>
+        <w:rPr>
+          <w:sz w:val="8"/>
+          <w:szCs w:val="8"/>
+        </w:rPr>
+        <w:t xml:space="preserve">        RAISE EXCEPTION 'sales type is null.';</w:t>
+      </w:r>
+    </w:p>
+    <w:p>
+      <w:pPr>
+        <w:tabs>
+          <w:tab w:val="left" w:pos="1130"/>
+        </w:tabs>
+        <w:rPr>
+          <w:sz w:val="8"/>
+          <w:szCs w:val="8"/>
+        </w:rPr>
+      </w:pPr>
+      <w:r>
+        <w:rPr>
+          <w:sz w:val="8"/>
+          <w:szCs w:val="8"/>
+        </w:rPr>
+        <w:t xml:space="preserve">    END IF;</w:t>
+      </w:r>
+    </w:p>
+    <w:p>
+      <w:pPr>
+        <w:tabs>
+          <w:tab w:val="left" w:pos="1130"/>
+        </w:tabs>
+        <w:rPr>
+          <w:sz w:val="8"/>
+          <w:szCs w:val="8"/>
+        </w:rPr>
+      </w:pPr>
+      <w:r>
+        <w:rPr>
+          <w:sz w:val="8"/>
+          <w:szCs w:val="8"/>
+        </w:rPr>
+        <w:tab/>
+      </w:r>
+    </w:p>
+    <w:p>
+      <w:pPr>
+        <w:tabs>
+          <w:tab w:val="left" w:pos="1130"/>
+        </w:tabs>
+        <w:rPr>
+          <w:sz w:val="8"/>
+          <w:szCs w:val="8"/>
+        </w:rPr>
+      </w:pPr>
+      <w:r>
+        <w:rPr>
+          <w:sz w:val="8"/>
+          <w:szCs w:val="8"/>
+        </w:rPr>
+        <w:tab/>
+        <w:t>IF v_sales_type NOT IN ('cod', 'account', 'vendor') THEN</w:t>
       </w:r>
     </w:p>
     <w:p>
@@ -1381,6 +1611,7 @@
           <w:sz w:val="8"/>
           <w:szCs w:val="8"/>
         </w:rPr>
+        <w:lastRenderedPageBreak/>
         <w:t xml:space="preserve">    IF v_sales_type = 'account' AND v_sales_status IS NULL THEN</w:t>
       </w:r>
     </w:p>
@@ -1524,7 +1755,7 @@
           <w:szCs w:val="8"/>
         </w:rPr>
         <w:tab/>
-        <w:t xml:space="preserve"> select unit_price into total_price from customers where cust_id  = v_cust_id and is_active  = True;</w:t>
+        <w:t xml:space="preserve"> select unit_price into total_price from schema_customers.customers where cust_id  = v_cust_id and is_active  = True;</w:t>
       </w:r>
     </w:p>
     <w:p>
@@ -1616,26 +1847,7 @@
           <w:sz w:val="8"/>
           <w:szCs w:val="8"/>
         </w:rPr>
-        <w:lastRenderedPageBreak/>
-        <w:t xml:space="preserve">    v_litres         := coalesce(v_litres, 0);</w:t>
-      </w:r>
-    </w:p>
-    <w:p>
-      <w:pPr>
-        <w:tabs>
-          <w:tab w:val="left" w:pos="1130"/>
-        </w:tabs>
-        <w:rPr>
-          <w:sz w:val="8"/>
-          <w:szCs w:val="8"/>
-        </w:rPr>
-      </w:pPr>
-      <w:r>
-        <w:rPr>
-          <w:sz w:val="8"/>
-          <w:szCs w:val="8"/>
-        </w:rPr>
-        <w:t xml:space="preserve">    v_bottles        := coalesce(v_bottles, 0);</w:t>
+        <w:t xml:space="preserve">    </w:t>
       </w:r>
     </w:p>
     <w:p>
@@ -1857,6 +2069,64 @@
           <w:szCs w:val="8"/>
         </w:rPr>
       </w:pPr>
+    </w:p>
+    <w:p>
+      <w:pPr>
+        <w:tabs>
+          <w:tab w:val="left" w:pos="1130"/>
+        </w:tabs>
+        <w:rPr>
+          <w:sz w:val="8"/>
+          <w:szCs w:val="8"/>
+        </w:rPr>
+      </w:pPr>
+    </w:p>
+    <w:p>
+      <w:pPr>
+        <w:tabs>
+          <w:tab w:val="left" w:pos="1130"/>
+        </w:tabs>
+        <w:rPr>
+          <w:sz w:val="8"/>
+          <w:szCs w:val="8"/>
+        </w:rPr>
+      </w:pPr>
+    </w:p>
+    <w:p>
+      <w:pPr>
+        <w:tabs>
+          <w:tab w:val="left" w:pos="1130"/>
+        </w:tabs>
+        <w:rPr>
+          <w:sz w:val="8"/>
+          <w:szCs w:val="8"/>
+        </w:rPr>
+      </w:pPr>
+      <w:r>
+        <w:rPr>
+          <w:sz w:val="8"/>
+          <w:szCs w:val="8"/>
+        </w:rPr>
+        <w:tab/>
+      </w:r>
+      <w:r>
+        <w:rPr>
+          <w:sz w:val="8"/>
+          <w:szCs w:val="8"/>
+        </w:rPr>
+        <w:tab/>
+      </w:r>
+    </w:p>
+    <w:p>
+      <w:pPr>
+        <w:tabs>
+          <w:tab w:val="left" w:pos="1130"/>
+        </w:tabs>
+        <w:rPr>
+          <w:sz w:val="8"/>
+          <w:szCs w:val="8"/>
+        </w:rPr>
+      </w:pPr>
       <w:r>
         <w:rPr>
           <w:sz w:val="8"/>
@@ -1958,30 +2228,23 @@
           <w:szCs w:val="8"/>
         </w:rPr>
       </w:pPr>
-      <w:r>
-        <w:rPr>
-          <w:sz w:val="8"/>
-          <w:szCs w:val="8"/>
-        </w:rPr>
-        <w:t xml:space="preserve">    -- [4] FINAL VERIFICATION</w:t>
-      </w:r>
-    </w:p>
-    <w:p>
-      <w:pPr>
-        <w:tabs>
-          <w:tab w:val="left" w:pos="1130"/>
-        </w:tabs>
-        <w:rPr>
-          <w:sz w:val="8"/>
-          <w:szCs w:val="8"/>
-        </w:rPr>
-      </w:pPr>
-      <w:r>
-        <w:rPr>
-          <w:sz w:val="8"/>
-          <w:szCs w:val="8"/>
-        </w:rPr>
-        <w:t xml:space="preserve">    GET DIAGNOSTICS v_rows_affected = ROW_COUNT; </w:t>
+    </w:p>
+    <w:p>
+      <w:pPr>
+        <w:tabs>
+          <w:tab w:val="left" w:pos="1130"/>
+        </w:tabs>
+        <w:rPr>
+          <w:sz w:val="8"/>
+          <w:szCs w:val="8"/>
+        </w:rPr>
+      </w:pPr>
+      <w:r>
+        <w:rPr>
+          <w:sz w:val="8"/>
+          <w:szCs w:val="8"/>
+        </w:rPr>
+        <w:t xml:space="preserve">GET DIAGNOSTICS v_rows_affected = ROW_COUNT; </w:t>
       </w:r>
     </w:p>
     <w:p>
@@ -2048,6 +2311,24 @@
           <w:szCs w:val="8"/>
         </w:rPr>
       </w:pPr>
+      <w:r>
+        <w:rPr>
+          <w:sz w:val="8"/>
+          <w:szCs w:val="8"/>
+        </w:rPr>
+        <w:t xml:space="preserve">    </w:t>
+      </w:r>
+    </w:p>
+    <w:p>
+      <w:pPr>
+        <w:tabs>
+          <w:tab w:val="left" w:pos="1130"/>
+        </w:tabs>
+        <w:rPr>
+          <w:sz w:val="8"/>
+          <w:szCs w:val="8"/>
+        </w:rPr>
+      </w:pPr>
     </w:p>
     <w:p>
       <w:pPr>
@@ -2066,6 +2347,28 @@
         </w:rPr>
         <w:t>END;</w:t>
       </w:r>
+    </w:p>
+    <w:p>
+      <w:pPr>
+        <w:tabs>
+          <w:tab w:val="left" w:pos="1130"/>
+        </w:tabs>
+        <w:rPr>
+          <w:sz w:val="8"/>
+          <w:szCs w:val="8"/>
+        </w:rPr>
+      </w:pPr>
+    </w:p>
+    <w:p>
+      <w:pPr>
+        <w:tabs>
+          <w:tab w:val="left" w:pos="1130"/>
+        </w:tabs>
+        <w:rPr>
+          <w:sz w:val="8"/>
+          <w:szCs w:val="8"/>
+        </w:rPr>
+      </w:pPr>
     </w:p>
     <w:p>
       <w:pPr>
@@ -2100,6 +2403,7 @@
           <w:b/>
           <w:bCs/>
         </w:rPr>
+        <w:lastRenderedPageBreak/>
         <w:t>Display All Sales Procedure</w:t>
       </w:r>
     </w:p>
@@ -2392,7 +2696,7 @@
           <w:sz w:val="8"/>
           <w:szCs w:val="8"/>
         </w:rPr>
-        <w:t xml:space="preserve">IF date_range = '{}'::jsonb  or (date_range -&gt;&gt; ‘start’ is null and date_range -&gt;&gt; ‘end’ )THEN </w:t>
+        <w:t xml:space="preserve">IF date_range = '{}'::jsonb  or (date_range -&gt;&gt; 'start' is null and date_range -&gt;&gt; 'end' is null  )THEN </w:t>
       </w:r>
     </w:p>
     <w:p>
@@ -2428,7 +2732,6 @@
           <w:sz w:val="8"/>
           <w:szCs w:val="8"/>
         </w:rPr>
-        <w:lastRenderedPageBreak/>
         <w:t>END IF;</w:t>
       </w:r>
     </w:p>
@@ -2859,19 +3162,15 @@
           <w:sz w:val="8"/>
           <w:szCs w:val="8"/>
         </w:rPr>
-        <w:t>end if;</w:t>
-      </w:r>
-    </w:p>
-    <w:p>
-      <w:pPr>
-        <w:tabs>
-          <w:tab w:val="left" w:pos="1130"/>
-        </w:tabs>
-        <w:rPr>
-          <w:sz w:val="8"/>
-          <w:szCs w:val="8"/>
-        </w:rPr>
-      </w:pPr>
+        <w:t>end if</w:t>
+      </w:r>
+      <w:r>
+        <w:rPr>
+          <w:sz w:val="8"/>
+          <w:szCs w:val="8"/>
+        </w:rPr>
+        <w:t>;</w:t>
+      </w:r>
     </w:p>
     <w:p>
       <w:pPr>
@@ -2900,24 +3199,6 @@
           <w:szCs w:val="8"/>
         </w:rPr>
         <w:t>end;</w:t>
-      </w:r>
-    </w:p>
-    <w:p>
-      <w:pPr>
-        <w:tabs>
-          <w:tab w:val="left" w:pos="1130"/>
-        </w:tabs>
-        <w:rPr>
-          <w:sz w:val="8"/>
-          <w:szCs w:val="8"/>
-        </w:rPr>
-      </w:pPr>
-      <w:r>
-        <w:rPr>
-          <w:sz w:val="8"/>
-          <w:szCs w:val="8"/>
-        </w:rPr>
-        <w:t>$$;</w:t>
       </w:r>
     </w:p>
     <w:p>
@@ -2930,6 +3211,13 @@
           <w:bCs/>
         </w:rPr>
       </w:pPr>
+      <w:r>
+        <w:rPr>
+          <w:sz w:val="8"/>
+          <w:szCs w:val="8"/>
+        </w:rPr>
+        <w:t>$$;</w:t>
+      </w:r>
     </w:p>
     <w:p>
       <w:pPr>
@@ -3147,495 +3435,495 @@
           <w:sz w:val="8"/>
           <w:szCs w:val="8"/>
         </w:rPr>
+        <w:t>if v_user_id &lt; 0 then</w:t>
+      </w:r>
+    </w:p>
+    <w:p>
+      <w:pPr>
+        <w:tabs>
+          <w:tab w:val="left" w:pos="3388"/>
+        </w:tabs>
+        <w:rPr>
+          <w:sz w:val="8"/>
+          <w:szCs w:val="8"/>
+        </w:rPr>
+      </w:pPr>
+      <w:r>
+        <w:rPr>
+          <w:sz w:val="8"/>
+          <w:szCs w:val="8"/>
+        </w:rPr>
+        <w:t>raise exception 'sale id is negative';</w:t>
+      </w:r>
+    </w:p>
+    <w:p>
+      <w:pPr>
+        <w:tabs>
+          <w:tab w:val="left" w:pos="3388"/>
+        </w:tabs>
+        <w:rPr>
+          <w:sz w:val="8"/>
+          <w:szCs w:val="8"/>
+        </w:rPr>
+      </w:pPr>
+      <w:r>
+        <w:rPr>
+          <w:sz w:val="8"/>
+          <w:szCs w:val="8"/>
+        </w:rPr>
+        <w:t>end if;</w:t>
+      </w:r>
+    </w:p>
+    <w:p>
+      <w:pPr>
+        <w:tabs>
+          <w:tab w:val="left" w:pos="3388"/>
+        </w:tabs>
+        <w:rPr>
+          <w:sz w:val="8"/>
+          <w:szCs w:val="8"/>
+        </w:rPr>
+      </w:pPr>
+    </w:p>
+    <w:p>
+      <w:pPr>
+        <w:tabs>
+          <w:tab w:val="left" w:pos="3388"/>
+        </w:tabs>
+        <w:rPr>
+          <w:sz w:val="8"/>
+          <w:szCs w:val="8"/>
+        </w:rPr>
+      </w:pPr>
+      <w:r>
+        <w:rPr>
+          <w:sz w:val="8"/>
+          <w:szCs w:val="8"/>
+        </w:rPr>
+        <w:t xml:space="preserve">if v_sales_id is null or v_sales_id &lt; 0 then </w:t>
+      </w:r>
+    </w:p>
+    <w:p>
+      <w:pPr>
+        <w:tabs>
+          <w:tab w:val="left" w:pos="3388"/>
+        </w:tabs>
+        <w:rPr>
+          <w:sz w:val="8"/>
+          <w:szCs w:val="8"/>
+        </w:rPr>
+      </w:pPr>
+      <w:r>
+        <w:rPr>
+          <w:sz w:val="8"/>
+          <w:szCs w:val="8"/>
+        </w:rPr>
+        <w:t>raise exception 'sale id is not correct, id is empty or negative';</w:t>
+      </w:r>
+    </w:p>
+    <w:p>
+      <w:pPr>
+        <w:tabs>
+          <w:tab w:val="left" w:pos="3388"/>
+        </w:tabs>
+        <w:rPr>
+          <w:sz w:val="8"/>
+          <w:szCs w:val="8"/>
+        </w:rPr>
+      </w:pPr>
+      <w:r>
+        <w:rPr>
+          <w:sz w:val="8"/>
+          <w:szCs w:val="8"/>
+        </w:rPr>
+        <w:t>end if;</w:t>
+      </w:r>
+    </w:p>
+    <w:p>
+      <w:pPr>
+        <w:tabs>
+          <w:tab w:val="left" w:pos="3388"/>
+        </w:tabs>
+        <w:rPr>
+          <w:sz w:val="8"/>
+          <w:szCs w:val="8"/>
+        </w:rPr>
+      </w:pPr>
+    </w:p>
+    <w:p>
+      <w:pPr>
+        <w:tabs>
+          <w:tab w:val="left" w:pos="3388"/>
+        </w:tabs>
+        <w:rPr>
+          <w:sz w:val="8"/>
+          <w:szCs w:val="8"/>
+        </w:rPr>
+      </w:pPr>
+    </w:p>
+    <w:p>
+      <w:pPr>
+        <w:tabs>
+          <w:tab w:val="left" w:pos="3388"/>
+        </w:tabs>
+        <w:rPr>
+          <w:sz w:val="8"/>
+          <w:szCs w:val="8"/>
+        </w:rPr>
+      </w:pPr>
+      <w:r>
+        <w:rPr>
+          <w:sz w:val="8"/>
+          <w:szCs w:val="8"/>
+        </w:rPr>
+        <w:t>if v_sales_status is null then</w:t>
+      </w:r>
+    </w:p>
+    <w:p>
+      <w:pPr>
+        <w:tabs>
+          <w:tab w:val="left" w:pos="3388"/>
+        </w:tabs>
+        <w:rPr>
+          <w:sz w:val="8"/>
+          <w:szCs w:val="8"/>
+        </w:rPr>
+      </w:pPr>
+      <w:r>
+        <w:rPr>
+          <w:sz w:val="8"/>
+          <w:szCs w:val="8"/>
+        </w:rPr>
+        <w:t>raise exception 'sales status is empty';</w:t>
+      </w:r>
+    </w:p>
+    <w:p>
+      <w:pPr>
+        <w:tabs>
+          <w:tab w:val="left" w:pos="3388"/>
+        </w:tabs>
+        <w:rPr>
+          <w:sz w:val="8"/>
+          <w:szCs w:val="8"/>
+        </w:rPr>
+      </w:pPr>
+      <w:r>
+        <w:rPr>
+          <w:sz w:val="8"/>
+          <w:szCs w:val="8"/>
+        </w:rPr>
+        <w:t>end if;</w:t>
+      </w:r>
+    </w:p>
+    <w:p>
+      <w:pPr>
+        <w:tabs>
+          <w:tab w:val="left" w:pos="3388"/>
+        </w:tabs>
+        <w:rPr>
+          <w:sz w:val="8"/>
+          <w:szCs w:val="8"/>
+        </w:rPr>
+      </w:pPr>
+    </w:p>
+    <w:p>
+      <w:pPr>
+        <w:tabs>
+          <w:tab w:val="left" w:pos="3388"/>
+        </w:tabs>
+        <w:rPr>
+          <w:sz w:val="8"/>
+          <w:szCs w:val="8"/>
+        </w:rPr>
+      </w:pPr>
+      <w:r>
+        <w:rPr>
+          <w:sz w:val="8"/>
+          <w:szCs w:val="8"/>
+        </w:rPr>
+        <w:t>if v_sales_status not in ('deleted','paid','pending') then</w:t>
+      </w:r>
+    </w:p>
+    <w:p>
+      <w:pPr>
+        <w:tabs>
+          <w:tab w:val="left" w:pos="3388"/>
+        </w:tabs>
+        <w:rPr>
+          <w:sz w:val="8"/>
+          <w:szCs w:val="8"/>
+        </w:rPr>
+      </w:pPr>
+      <w:r>
+        <w:rPr>
+          <w:sz w:val="8"/>
+          <w:szCs w:val="8"/>
+        </w:rPr>
+        <w:t>raise exception 'sales status is not correct';</w:t>
+      </w:r>
+    </w:p>
+    <w:p>
+      <w:pPr>
+        <w:tabs>
+          <w:tab w:val="left" w:pos="3388"/>
+        </w:tabs>
+        <w:rPr>
+          <w:sz w:val="8"/>
+          <w:szCs w:val="8"/>
+        </w:rPr>
+      </w:pPr>
+      <w:r>
+        <w:rPr>
+          <w:sz w:val="8"/>
+          <w:szCs w:val="8"/>
+        </w:rPr>
+        <w:t>end if;</w:t>
+      </w:r>
+    </w:p>
+    <w:p>
+      <w:pPr>
+        <w:tabs>
+          <w:tab w:val="left" w:pos="3388"/>
+        </w:tabs>
+        <w:rPr>
+          <w:sz w:val="8"/>
+          <w:szCs w:val="8"/>
+        </w:rPr>
+      </w:pPr>
+    </w:p>
+    <w:p>
+      <w:pPr>
+        <w:tabs>
+          <w:tab w:val="left" w:pos="3388"/>
+        </w:tabs>
+        <w:rPr>
+          <w:sz w:val="8"/>
+          <w:szCs w:val="8"/>
+        </w:rPr>
+      </w:pPr>
+    </w:p>
+    <w:p>
+      <w:pPr>
+        <w:tabs>
+          <w:tab w:val="left" w:pos="3388"/>
+        </w:tabs>
+        <w:rPr>
+          <w:sz w:val="8"/>
+          <w:szCs w:val="8"/>
+        </w:rPr>
+      </w:pPr>
+      <w:r>
+        <w:rPr>
+          <w:sz w:val="8"/>
+          <w:szCs w:val="8"/>
+        </w:rPr>
+        <w:t xml:space="preserve">update schema_sales.sales </w:t>
+      </w:r>
+    </w:p>
+    <w:p>
+      <w:pPr>
+        <w:tabs>
+          <w:tab w:val="left" w:pos="3388"/>
+        </w:tabs>
+        <w:rPr>
+          <w:sz w:val="8"/>
+          <w:szCs w:val="8"/>
+        </w:rPr>
+      </w:pPr>
+      <w:r>
+        <w:rPr>
+          <w:sz w:val="8"/>
+          <w:szCs w:val="8"/>
+        </w:rPr>
+        <w:t xml:space="preserve">set </w:t>
+      </w:r>
+    </w:p>
+    <w:p>
+      <w:pPr>
+        <w:tabs>
+          <w:tab w:val="left" w:pos="3388"/>
+        </w:tabs>
+        <w:rPr>
+          <w:sz w:val="8"/>
+          <w:szCs w:val="8"/>
+        </w:rPr>
+      </w:pPr>
+      <w:r>
+        <w:rPr>
+          <w:sz w:val="8"/>
+          <w:szCs w:val="8"/>
+        </w:rPr>
+        <w:t>sales_status = v_sales_status::sales_status,</w:t>
+      </w:r>
+    </w:p>
+    <w:p>
+      <w:pPr>
+        <w:tabs>
+          <w:tab w:val="left" w:pos="3388"/>
+        </w:tabs>
+        <w:rPr>
+          <w:sz w:val="8"/>
+          <w:szCs w:val="8"/>
+        </w:rPr>
+      </w:pPr>
+      <w:r>
+        <w:rPr>
+          <w:sz w:val="8"/>
+          <w:szCs w:val="8"/>
+        </w:rPr>
+        <w:t>modified_by = v_user_id,</w:t>
+      </w:r>
+    </w:p>
+    <w:p>
+      <w:pPr>
+        <w:tabs>
+          <w:tab w:val="left" w:pos="3388"/>
+        </w:tabs>
+        <w:rPr>
+          <w:sz w:val="8"/>
+          <w:szCs w:val="8"/>
+        </w:rPr>
+      </w:pPr>
+      <w:r>
+        <w:rPr>
+          <w:sz w:val="8"/>
+          <w:szCs w:val="8"/>
+        </w:rPr>
+        <w:t>modified_at = now()</w:t>
+      </w:r>
+    </w:p>
+    <w:p>
+      <w:pPr>
+        <w:tabs>
+          <w:tab w:val="left" w:pos="3388"/>
+        </w:tabs>
+        <w:rPr>
+          <w:sz w:val="8"/>
+          <w:szCs w:val="8"/>
+        </w:rPr>
+      </w:pPr>
+    </w:p>
+    <w:p>
+      <w:pPr>
+        <w:tabs>
+          <w:tab w:val="left" w:pos="3388"/>
+        </w:tabs>
+        <w:rPr>
+          <w:sz w:val="8"/>
+          <w:szCs w:val="8"/>
+        </w:rPr>
+      </w:pPr>
+      <w:r>
+        <w:rPr>
+          <w:sz w:val="8"/>
+          <w:szCs w:val="8"/>
+        </w:rPr>
+        <w:t>where sales_id = v_sales_id;</w:t>
+      </w:r>
+    </w:p>
+    <w:p>
+      <w:pPr>
+        <w:tabs>
+          <w:tab w:val="left" w:pos="3388"/>
+        </w:tabs>
+        <w:rPr>
+          <w:sz w:val="8"/>
+          <w:szCs w:val="8"/>
+        </w:rPr>
+      </w:pPr>
+    </w:p>
+    <w:p>
+      <w:pPr>
+        <w:tabs>
+          <w:tab w:val="left" w:pos="3388"/>
+        </w:tabs>
+        <w:rPr>
+          <w:sz w:val="8"/>
+          <w:szCs w:val="8"/>
+        </w:rPr>
+      </w:pPr>
+    </w:p>
+    <w:p>
+      <w:pPr>
+        <w:tabs>
+          <w:tab w:val="left" w:pos="3388"/>
+        </w:tabs>
+        <w:rPr>
+          <w:sz w:val="8"/>
+          <w:szCs w:val="8"/>
+        </w:rPr>
+      </w:pPr>
+      <w:r>
+        <w:rPr>
+          <w:sz w:val="8"/>
+          <w:szCs w:val="8"/>
+        </w:rPr>
+        <w:t>get diagnostics v_result = ROW_COUNT;</w:t>
+      </w:r>
+    </w:p>
+    <w:p>
+      <w:pPr>
+        <w:tabs>
+          <w:tab w:val="left" w:pos="3388"/>
+        </w:tabs>
+        <w:rPr>
+          <w:sz w:val="8"/>
+          <w:szCs w:val="8"/>
+        </w:rPr>
+      </w:pPr>
+    </w:p>
+    <w:p>
+      <w:pPr>
+        <w:tabs>
+          <w:tab w:val="left" w:pos="3388"/>
+        </w:tabs>
+        <w:rPr>
+          <w:sz w:val="8"/>
+          <w:szCs w:val="8"/>
+        </w:rPr>
+      </w:pPr>
+      <w:r>
+        <w:rPr>
+          <w:sz w:val="8"/>
+          <w:szCs w:val="8"/>
+        </w:rPr>
+        <w:t>if v_result &lt;= 0 then</w:t>
+      </w:r>
+    </w:p>
+    <w:p>
+      <w:pPr>
+        <w:tabs>
+          <w:tab w:val="left" w:pos="3388"/>
+        </w:tabs>
+        <w:rPr>
+          <w:sz w:val="8"/>
+          <w:szCs w:val="8"/>
+        </w:rPr>
+      </w:pPr>
+      <w:r>
+        <w:rPr>
+          <w:sz w:val="8"/>
+          <w:szCs w:val="8"/>
+        </w:rPr>
+        <w:t>raise 'NO SALES WITH ID % TO UPDATE',v_sales_id;</w:t>
+      </w:r>
+    </w:p>
+    <w:p>
+      <w:pPr>
+        <w:tabs>
+          <w:tab w:val="left" w:pos="3388"/>
+        </w:tabs>
+        <w:rPr>
+          <w:sz w:val="8"/>
+          <w:szCs w:val="8"/>
+        </w:rPr>
+      </w:pPr>
+      <w:r>
+        <w:rPr>
+          <w:sz w:val="8"/>
+          <w:szCs w:val="8"/>
+        </w:rPr>
         <w:lastRenderedPageBreak/>
-        <w:t>if v_user_id &lt; 0 then</w:t>
-      </w:r>
-    </w:p>
-    <w:p>
-      <w:pPr>
-        <w:tabs>
-          <w:tab w:val="left" w:pos="3388"/>
-        </w:tabs>
-        <w:rPr>
-          <w:sz w:val="8"/>
-          <w:szCs w:val="8"/>
-        </w:rPr>
-      </w:pPr>
-      <w:r>
-        <w:rPr>
-          <w:sz w:val="8"/>
-          <w:szCs w:val="8"/>
-        </w:rPr>
-        <w:t>raise exception 'sale id is negative';</w:t>
-      </w:r>
-    </w:p>
-    <w:p>
-      <w:pPr>
-        <w:tabs>
-          <w:tab w:val="left" w:pos="3388"/>
-        </w:tabs>
-        <w:rPr>
-          <w:sz w:val="8"/>
-          <w:szCs w:val="8"/>
-        </w:rPr>
-      </w:pPr>
-      <w:r>
-        <w:rPr>
-          <w:sz w:val="8"/>
-          <w:szCs w:val="8"/>
-        </w:rPr>
-        <w:t>end if;</w:t>
-      </w:r>
-    </w:p>
-    <w:p>
-      <w:pPr>
-        <w:tabs>
-          <w:tab w:val="left" w:pos="3388"/>
-        </w:tabs>
-        <w:rPr>
-          <w:sz w:val="8"/>
-          <w:szCs w:val="8"/>
-        </w:rPr>
-      </w:pPr>
-    </w:p>
-    <w:p>
-      <w:pPr>
-        <w:tabs>
-          <w:tab w:val="left" w:pos="3388"/>
-        </w:tabs>
-        <w:rPr>
-          <w:sz w:val="8"/>
-          <w:szCs w:val="8"/>
-        </w:rPr>
-      </w:pPr>
-      <w:r>
-        <w:rPr>
-          <w:sz w:val="8"/>
-          <w:szCs w:val="8"/>
-        </w:rPr>
-        <w:t xml:space="preserve">if v_sales_id is null or v_sales_id &lt; 0 then </w:t>
-      </w:r>
-    </w:p>
-    <w:p>
-      <w:pPr>
-        <w:tabs>
-          <w:tab w:val="left" w:pos="3388"/>
-        </w:tabs>
-        <w:rPr>
-          <w:sz w:val="8"/>
-          <w:szCs w:val="8"/>
-        </w:rPr>
-      </w:pPr>
-      <w:r>
-        <w:rPr>
-          <w:sz w:val="8"/>
-          <w:szCs w:val="8"/>
-        </w:rPr>
-        <w:t>raise exception 'sale id is not correct, id is empty or negative';</w:t>
-      </w:r>
-    </w:p>
-    <w:p>
-      <w:pPr>
-        <w:tabs>
-          <w:tab w:val="left" w:pos="3388"/>
-        </w:tabs>
-        <w:rPr>
-          <w:sz w:val="8"/>
-          <w:szCs w:val="8"/>
-        </w:rPr>
-      </w:pPr>
-      <w:r>
-        <w:rPr>
-          <w:sz w:val="8"/>
-          <w:szCs w:val="8"/>
-        </w:rPr>
-        <w:t>end if;</w:t>
-      </w:r>
-    </w:p>
-    <w:p>
-      <w:pPr>
-        <w:tabs>
-          <w:tab w:val="left" w:pos="3388"/>
-        </w:tabs>
-        <w:rPr>
-          <w:sz w:val="8"/>
-          <w:szCs w:val="8"/>
-        </w:rPr>
-      </w:pPr>
-    </w:p>
-    <w:p>
-      <w:pPr>
-        <w:tabs>
-          <w:tab w:val="left" w:pos="3388"/>
-        </w:tabs>
-        <w:rPr>
-          <w:sz w:val="8"/>
-          <w:szCs w:val="8"/>
-        </w:rPr>
-      </w:pPr>
-    </w:p>
-    <w:p>
-      <w:pPr>
-        <w:tabs>
-          <w:tab w:val="left" w:pos="3388"/>
-        </w:tabs>
-        <w:rPr>
-          <w:sz w:val="8"/>
-          <w:szCs w:val="8"/>
-        </w:rPr>
-      </w:pPr>
-      <w:r>
-        <w:rPr>
-          <w:sz w:val="8"/>
-          <w:szCs w:val="8"/>
-        </w:rPr>
-        <w:t>if v_sales_status is null then</w:t>
-      </w:r>
-    </w:p>
-    <w:p>
-      <w:pPr>
-        <w:tabs>
-          <w:tab w:val="left" w:pos="3388"/>
-        </w:tabs>
-        <w:rPr>
-          <w:sz w:val="8"/>
-          <w:szCs w:val="8"/>
-        </w:rPr>
-      </w:pPr>
-      <w:r>
-        <w:rPr>
-          <w:sz w:val="8"/>
-          <w:szCs w:val="8"/>
-        </w:rPr>
-        <w:t>raise exception 'sales status is empty';</w:t>
-      </w:r>
-    </w:p>
-    <w:p>
-      <w:pPr>
-        <w:tabs>
-          <w:tab w:val="left" w:pos="3388"/>
-        </w:tabs>
-        <w:rPr>
-          <w:sz w:val="8"/>
-          <w:szCs w:val="8"/>
-        </w:rPr>
-      </w:pPr>
-      <w:r>
-        <w:rPr>
-          <w:sz w:val="8"/>
-          <w:szCs w:val="8"/>
-        </w:rPr>
-        <w:t>end if;</w:t>
-      </w:r>
-    </w:p>
-    <w:p>
-      <w:pPr>
-        <w:tabs>
-          <w:tab w:val="left" w:pos="3388"/>
-        </w:tabs>
-        <w:rPr>
-          <w:sz w:val="8"/>
-          <w:szCs w:val="8"/>
-        </w:rPr>
-      </w:pPr>
-    </w:p>
-    <w:p>
-      <w:pPr>
-        <w:tabs>
-          <w:tab w:val="left" w:pos="3388"/>
-        </w:tabs>
-        <w:rPr>
-          <w:sz w:val="8"/>
-          <w:szCs w:val="8"/>
-        </w:rPr>
-      </w:pPr>
-      <w:r>
-        <w:rPr>
-          <w:sz w:val="8"/>
-          <w:szCs w:val="8"/>
-        </w:rPr>
-        <w:t>if v_sales_status not in ('deleted','paid','pending') then</w:t>
-      </w:r>
-    </w:p>
-    <w:p>
-      <w:pPr>
-        <w:tabs>
-          <w:tab w:val="left" w:pos="3388"/>
-        </w:tabs>
-        <w:rPr>
-          <w:sz w:val="8"/>
-          <w:szCs w:val="8"/>
-        </w:rPr>
-      </w:pPr>
-      <w:r>
-        <w:rPr>
-          <w:sz w:val="8"/>
-          <w:szCs w:val="8"/>
-        </w:rPr>
-        <w:t>raise exception 'sales status is not correct';</w:t>
-      </w:r>
-    </w:p>
-    <w:p>
-      <w:pPr>
-        <w:tabs>
-          <w:tab w:val="left" w:pos="3388"/>
-        </w:tabs>
-        <w:rPr>
-          <w:sz w:val="8"/>
-          <w:szCs w:val="8"/>
-        </w:rPr>
-      </w:pPr>
-      <w:r>
-        <w:rPr>
-          <w:sz w:val="8"/>
-          <w:szCs w:val="8"/>
-        </w:rPr>
-        <w:t>end if;</w:t>
-      </w:r>
-    </w:p>
-    <w:p>
-      <w:pPr>
-        <w:tabs>
-          <w:tab w:val="left" w:pos="3388"/>
-        </w:tabs>
-        <w:rPr>
-          <w:sz w:val="8"/>
-          <w:szCs w:val="8"/>
-        </w:rPr>
-      </w:pPr>
-    </w:p>
-    <w:p>
-      <w:pPr>
-        <w:tabs>
-          <w:tab w:val="left" w:pos="3388"/>
-        </w:tabs>
-        <w:rPr>
-          <w:sz w:val="8"/>
-          <w:szCs w:val="8"/>
-        </w:rPr>
-      </w:pPr>
-    </w:p>
-    <w:p>
-      <w:pPr>
-        <w:tabs>
-          <w:tab w:val="left" w:pos="3388"/>
-        </w:tabs>
-        <w:rPr>
-          <w:sz w:val="8"/>
-          <w:szCs w:val="8"/>
-        </w:rPr>
-      </w:pPr>
-      <w:r>
-        <w:rPr>
-          <w:sz w:val="8"/>
-          <w:szCs w:val="8"/>
-        </w:rPr>
-        <w:t xml:space="preserve">update schema_sales.sales </w:t>
-      </w:r>
-    </w:p>
-    <w:p>
-      <w:pPr>
-        <w:tabs>
-          <w:tab w:val="left" w:pos="3388"/>
-        </w:tabs>
-        <w:rPr>
-          <w:sz w:val="8"/>
-          <w:szCs w:val="8"/>
-        </w:rPr>
-      </w:pPr>
-      <w:r>
-        <w:rPr>
-          <w:sz w:val="8"/>
-          <w:szCs w:val="8"/>
-        </w:rPr>
-        <w:t xml:space="preserve">set </w:t>
-      </w:r>
-    </w:p>
-    <w:p>
-      <w:pPr>
-        <w:tabs>
-          <w:tab w:val="left" w:pos="3388"/>
-        </w:tabs>
-        <w:rPr>
-          <w:sz w:val="8"/>
-          <w:szCs w:val="8"/>
-        </w:rPr>
-      </w:pPr>
-      <w:r>
-        <w:rPr>
-          <w:sz w:val="8"/>
-          <w:szCs w:val="8"/>
-        </w:rPr>
-        <w:t>sales_status = v_sales_status::sales_status,</w:t>
-      </w:r>
-    </w:p>
-    <w:p>
-      <w:pPr>
-        <w:tabs>
-          <w:tab w:val="left" w:pos="3388"/>
-        </w:tabs>
-        <w:rPr>
-          <w:sz w:val="8"/>
-          <w:szCs w:val="8"/>
-        </w:rPr>
-      </w:pPr>
-      <w:r>
-        <w:rPr>
-          <w:sz w:val="8"/>
-          <w:szCs w:val="8"/>
-        </w:rPr>
-        <w:t>modified_by = v_user_id,</w:t>
-      </w:r>
-    </w:p>
-    <w:p>
-      <w:pPr>
-        <w:tabs>
-          <w:tab w:val="left" w:pos="3388"/>
-        </w:tabs>
-        <w:rPr>
-          <w:sz w:val="8"/>
-          <w:szCs w:val="8"/>
-        </w:rPr>
-      </w:pPr>
-      <w:r>
-        <w:rPr>
-          <w:sz w:val="8"/>
-          <w:szCs w:val="8"/>
-        </w:rPr>
-        <w:t>modified_at = now()</w:t>
-      </w:r>
-    </w:p>
-    <w:p>
-      <w:pPr>
-        <w:tabs>
-          <w:tab w:val="left" w:pos="3388"/>
-        </w:tabs>
-        <w:rPr>
-          <w:sz w:val="8"/>
-          <w:szCs w:val="8"/>
-        </w:rPr>
-      </w:pPr>
-    </w:p>
-    <w:p>
-      <w:pPr>
-        <w:tabs>
-          <w:tab w:val="left" w:pos="3388"/>
-        </w:tabs>
-        <w:rPr>
-          <w:sz w:val="8"/>
-          <w:szCs w:val="8"/>
-        </w:rPr>
-      </w:pPr>
-      <w:r>
-        <w:rPr>
-          <w:sz w:val="8"/>
-          <w:szCs w:val="8"/>
-        </w:rPr>
-        <w:t>where sales_id = v_sales_id;</w:t>
-      </w:r>
-    </w:p>
-    <w:p>
-      <w:pPr>
-        <w:tabs>
-          <w:tab w:val="left" w:pos="3388"/>
-        </w:tabs>
-        <w:rPr>
-          <w:sz w:val="8"/>
-          <w:szCs w:val="8"/>
-        </w:rPr>
-      </w:pPr>
-    </w:p>
-    <w:p>
-      <w:pPr>
-        <w:tabs>
-          <w:tab w:val="left" w:pos="3388"/>
-        </w:tabs>
-        <w:rPr>
-          <w:sz w:val="8"/>
-          <w:szCs w:val="8"/>
-        </w:rPr>
-      </w:pPr>
-    </w:p>
-    <w:p>
-      <w:pPr>
-        <w:tabs>
-          <w:tab w:val="left" w:pos="3388"/>
-        </w:tabs>
-        <w:rPr>
-          <w:sz w:val="8"/>
-          <w:szCs w:val="8"/>
-        </w:rPr>
-      </w:pPr>
-      <w:r>
-        <w:rPr>
-          <w:sz w:val="8"/>
-          <w:szCs w:val="8"/>
-        </w:rPr>
-        <w:t>get diagnostics v_result = ROW_COUNT;</w:t>
-      </w:r>
-    </w:p>
-    <w:p>
-      <w:pPr>
-        <w:tabs>
-          <w:tab w:val="left" w:pos="3388"/>
-        </w:tabs>
-        <w:rPr>
-          <w:sz w:val="8"/>
-          <w:szCs w:val="8"/>
-        </w:rPr>
-      </w:pPr>
-    </w:p>
-    <w:p>
-      <w:pPr>
-        <w:tabs>
-          <w:tab w:val="left" w:pos="3388"/>
-        </w:tabs>
-        <w:rPr>
-          <w:sz w:val="8"/>
-          <w:szCs w:val="8"/>
-        </w:rPr>
-      </w:pPr>
-      <w:r>
-        <w:rPr>
-          <w:sz w:val="8"/>
-          <w:szCs w:val="8"/>
-        </w:rPr>
-        <w:t>if v_result &lt;= 0 then</w:t>
-      </w:r>
-    </w:p>
-    <w:p>
-      <w:pPr>
-        <w:tabs>
-          <w:tab w:val="left" w:pos="3388"/>
-        </w:tabs>
-        <w:rPr>
-          <w:sz w:val="8"/>
-          <w:szCs w:val="8"/>
-        </w:rPr>
-      </w:pPr>
-      <w:r>
-        <w:rPr>
-          <w:sz w:val="8"/>
-          <w:szCs w:val="8"/>
-        </w:rPr>
-        <w:t>raise 'NO SALES WITH ID % TO UPDATE',v_sales_id;</w:t>
-      </w:r>
-    </w:p>
-    <w:p>
-      <w:pPr>
-        <w:tabs>
-          <w:tab w:val="left" w:pos="3388"/>
-        </w:tabs>
-        <w:rPr>
-          <w:sz w:val="8"/>
-          <w:szCs w:val="8"/>
-        </w:rPr>
-      </w:pPr>
-      <w:r>
-        <w:rPr>
-          <w:sz w:val="8"/>
-          <w:szCs w:val="8"/>
-        </w:rPr>
         <w:t>end if;</w:t>
       </w:r>
     </w:p>
@@ -3877,7 +4165,6 @@
           <w:sz w:val="8"/>
           <w:szCs w:val="8"/>
         </w:rPr>
-        <w:lastRenderedPageBreak/>
         <w:t>f_cust_id int,</w:t>
       </w:r>
     </w:p>
@@ -4367,6 +4654,7 @@
           <w:sz w:val="8"/>
           <w:szCs w:val="8"/>
         </w:rPr>
+        <w:lastRenderedPageBreak/>
         <w:t>coalesce(s.consumer_name,c.name),</w:t>
       </w:r>
     </w:p>
@@ -4619,6 +4907,27 @@
           <w:sz w:val="8"/>
           <w:szCs w:val="8"/>
         </w:rPr>
+        <w:t>schema_</w:t>
+      </w:r>
+      <w:r>
+        <w:rPr>
+          <w:sz w:val="8"/>
+          <w:szCs w:val="8"/>
+        </w:rPr>
+        <w:t>users</w:t>
+      </w:r>
+      <w:r>
+        <w:rPr>
+          <w:sz w:val="8"/>
+          <w:szCs w:val="8"/>
+        </w:rPr>
+        <w:t>.</w:t>
+      </w:r>
+      <w:r>
+        <w:rPr>
+          <w:sz w:val="8"/>
+          <w:szCs w:val="8"/>
+        </w:rPr>
         <w:t>users u on s.modified_by  = u.user_id</w:t>
       </w:r>
     </w:p>
@@ -4666,401 +4975,1828 @@
           <w:sz w:val="8"/>
           <w:szCs w:val="8"/>
         </w:rPr>
+        <w:t>end;</w:t>
+      </w:r>
+    </w:p>
+    <w:p>
+      <w:pPr>
+        <w:tabs>
+          <w:tab w:val="left" w:pos="3388"/>
+        </w:tabs>
+        <w:rPr>
+          <w:sz w:val="8"/>
+          <w:szCs w:val="8"/>
+        </w:rPr>
+      </w:pPr>
+      <w:r>
+        <w:rPr>
+          <w:sz w:val="8"/>
+          <w:szCs w:val="8"/>
+        </w:rPr>
+        <w:t>$$</w:t>
+      </w:r>
+      <w:r>
+        <w:rPr>
+          <w:sz w:val="8"/>
+          <w:szCs w:val="8"/>
+        </w:rPr>
+        <w:t>;</w:t>
+      </w:r>
+    </w:p>
+    <w:p>
+      <w:pPr>
+        <w:tabs>
+          <w:tab w:val="left" w:pos="3388"/>
+        </w:tabs>
+      </w:pPr>
+      <w:r>
+        <w:t>Search customer :</w:t>
+      </w:r>
+    </w:p>
+    <w:p>
+      <w:pPr>
+        <w:tabs>
+          <w:tab w:val="left" w:pos="3388"/>
+        </w:tabs>
+        <w:rPr>
+          <w:sz w:val="8"/>
+          <w:szCs w:val="8"/>
+        </w:rPr>
+      </w:pPr>
+      <w:r>
+        <w:rPr>
+          <w:sz w:val="8"/>
+          <w:szCs w:val="8"/>
+        </w:rPr>
+        <w:t>create or replace function schema_sales.search_customer(q text)</w:t>
+      </w:r>
+    </w:p>
+    <w:p>
+      <w:pPr>
+        <w:tabs>
+          <w:tab w:val="left" w:pos="3388"/>
+        </w:tabs>
+        <w:rPr>
+          <w:sz w:val="8"/>
+          <w:szCs w:val="8"/>
+        </w:rPr>
+      </w:pPr>
+      <w:r>
+        <w:rPr>
+          <w:sz w:val="8"/>
+          <w:szCs w:val="8"/>
+        </w:rPr>
+        <w:t>returns table(</w:t>
+      </w:r>
+    </w:p>
+    <w:p>
+      <w:pPr>
+        <w:tabs>
+          <w:tab w:val="left" w:pos="3388"/>
+        </w:tabs>
+        <w:rPr>
+          <w:sz w:val="8"/>
+          <w:szCs w:val="8"/>
+        </w:rPr>
+      </w:pPr>
+      <w:r>
+        <w:rPr>
+          <w:sz w:val="8"/>
+          <w:szCs w:val="8"/>
+        </w:rPr>
+        <w:t>fcust_id int,</w:t>
+      </w:r>
+    </w:p>
+    <w:p>
+      <w:pPr>
+        <w:tabs>
+          <w:tab w:val="left" w:pos="3388"/>
+        </w:tabs>
+        <w:rPr>
+          <w:sz w:val="8"/>
+          <w:szCs w:val="8"/>
+        </w:rPr>
+      </w:pPr>
+      <w:r>
+        <w:rPr>
+          <w:sz w:val="8"/>
+          <w:szCs w:val="8"/>
+        </w:rPr>
+        <w:t>fname varchar,</w:t>
+      </w:r>
+    </w:p>
+    <w:p>
+      <w:pPr>
+        <w:tabs>
+          <w:tab w:val="left" w:pos="3388"/>
+        </w:tabs>
+        <w:rPr>
+          <w:sz w:val="8"/>
+          <w:szCs w:val="8"/>
+        </w:rPr>
+      </w:pPr>
+      <w:r>
+        <w:rPr>
+          <w:sz w:val="8"/>
+          <w:szCs w:val="8"/>
+        </w:rPr>
+        <w:t>f</w:t>
+      </w:r>
+      <w:r>
+        <w:rPr>
+          <w:sz w:val="8"/>
+          <w:szCs w:val="8"/>
+        </w:rPr>
+        <w:t>unit_price int</w:t>
+      </w:r>
+    </w:p>
+    <w:p>
+      <w:pPr>
+        <w:tabs>
+          <w:tab w:val="left" w:pos="3388"/>
+        </w:tabs>
+        <w:rPr>
+          <w:sz w:val="8"/>
+          <w:szCs w:val="8"/>
+        </w:rPr>
+      </w:pPr>
+    </w:p>
+    <w:p>
+      <w:pPr>
+        <w:tabs>
+          <w:tab w:val="left" w:pos="3388"/>
+        </w:tabs>
+        <w:rPr>
+          <w:sz w:val="8"/>
+          <w:szCs w:val="8"/>
+        </w:rPr>
+      </w:pPr>
+      <w:r>
+        <w:rPr>
+          <w:sz w:val="8"/>
+          <w:szCs w:val="8"/>
+        </w:rPr>
+        <w:t>)</w:t>
+      </w:r>
+    </w:p>
+    <w:p>
+      <w:pPr>
+        <w:tabs>
+          <w:tab w:val="left" w:pos="3388"/>
+        </w:tabs>
+        <w:rPr>
+          <w:sz w:val="8"/>
+          <w:szCs w:val="8"/>
+        </w:rPr>
+      </w:pPr>
+      <w:r>
+        <w:rPr>
+          <w:sz w:val="8"/>
+          <w:szCs w:val="8"/>
+        </w:rPr>
+        <w:t>language plpgsql</w:t>
+      </w:r>
+    </w:p>
+    <w:p>
+      <w:pPr>
+        <w:tabs>
+          <w:tab w:val="left" w:pos="3388"/>
+        </w:tabs>
+        <w:rPr>
+          <w:sz w:val="8"/>
+          <w:szCs w:val="8"/>
+        </w:rPr>
+      </w:pPr>
+      <w:r>
+        <w:rPr>
+          <w:sz w:val="8"/>
+          <w:szCs w:val="8"/>
+        </w:rPr>
+        <w:t>as $$</w:t>
+      </w:r>
+    </w:p>
+    <w:p>
+      <w:pPr>
+        <w:tabs>
+          <w:tab w:val="left" w:pos="3388"/>
+        </w:tabs>
+        <w:rPr>
+          <w:sz w:val="8"/>
+          <w:szCs w:val="8"/>
+        </w:rPr>
+      </w:pPr>
+    </w:p>
+    <w:p>
+      <w:pPr>
+        <w:tabs>
+          <w:tab w:val="left" w:pos="3388"/>
+        </w:tabs>
+        <w:rPr>
+          <w:sz w:val="8"/>
+          <w:szCs w:val="8"/>
+        </w:rPr>
+      </w:pPr>
+      <w:r>
+        <w:rPr>
+          <w:sz w:val="8"/>
+          <w:szCs w:val="8"/>
+        </w:rPr>
+        <w:t>BEGIN</w:t>
+      </w:r>
+    </w:p>
+    <w:p>
+      <w:pPr>
+        <w:tabs>
+          <w:tab w:val="left" w:pos="3388"/>
+        </w:tabs>
+        <w:rPr>
+          <w:sz w:val="8"/>
+          <w:szCs w:val="8"/>
+        </w:rPr>
+      </w:pPr>
+    </w:p>
+    <w:p>
+      <w:pPr>
+        <w:tabs>
+          <w:tab w:val="left" w:pos="3388"/>
+        </w:tabs>
+        <w:rPr>
+          <w:sz w:val="8"/>
+          <w:szCs w:val="8"/>
+        </w:rPr>
+      </w:pPr>
+      <w:r>
+        <w:rPr>
+          <w:sz w:val="8"/>
+          <w:szCs w:val="8"/>
+        </w:rPr>
+        <w:t>Q := trim((lower(Q)));</w:t>
+      </w:r>
+    </w:p>
+    <w:p>
+      <w:pPr>
+        <w:tabs>
+          <w:tab w:val="left" w:pos="3388"/>
+        </w:tabs>
+        <w:rPr>
+          <w:sz w:val="8"/>
+          <w:szCs w:val="8"/>
+        </w:rPr>
+      </w:pPr>
+    </w:p>
+    <w:p>
+      <w:pPr>
+        <w:tabs>
+          <w:tab w:val="left" w:pos="3388"/>
+        </w:tabs>
+        <w:rPr>
+          <w:sz w:val="8"/>
+          <w:szCs w:val="8"/>
+        </w:rPr>
+      </w:pPr>
+    </w:p>
+    <w:p>
+      <w:pPr>
+        <w:tabs>
+          <w:tab w:val="left" w:pos="3388"/>
+        </w:tabs>
+        <w:rPr>
+          <w:sz w:val="8"/>
+          <w:szCs w:val="8"/>
+        </w:rPr>
+      </w:pPr>
+    </w:p>
+    <w:p>
+      <w:pPr>
+        <w:tabs>
+          <w:tab w:val="left" w:pos="3388"/>
+        </w:tabs>
+        <w:rPr>
+          <w:sz w:val="8"/>
+          <w:szCs w:val="8"/>
+        </w:rPr>
+      </w:pPr>
+      <w:r>
+        <w:rPr>
+          <w:sz w:val="8"/>
+          <w:szCs w:val="8"/>
+        </w:rPr>
+        <w:t xml:space="preserve">RETURN QUERY </w:t>
+      </w:r>
+    </w:p>
+    <w:p>
+      <w:pPr>
+        <w:tabs>
+          <w:tab w:val="left" w:pos="3388"/>
+        </w:tabs>
+        <w:rPr>
+          <w:sz w:val="8"/>
+          <w:szCs w:val="8"/>
+        </w:rPr>
+      </w:pPr>
+      <w:r>
+        <w:rPr>
+          <w:sz w:val="8"/>
+          <w:szCs w:val="8"/>
+        </w:rPr>
+        <w:t xml:space="preserve">SELECT cust_id, name, c.unit_price </w:t>
+      </w:r>
+    </w:p>
+    <w:p>
+      <w:pPr>
+        <w:tabs>
+          <w:tab w:val="left" w:pos="3388"/>
+        </w:tabs>
+        <w:rPr>
+          <w:sz w:val="8"/>
+          <w:szCs w:val="8"/>
+        </w:rPr>
+      </w:pPr>
+      <w:r>
+        <w:rPr>
+          <w:sz w:val="8"/>
+          <w:szCs w:val="8"/>
+        </w:rPr>
+        <w:t xml:space="preserve">FROM schema_customers.customers c </w:t>
+      </w:r>
+    </w:p>
+    <w:p>
+      <w:pPr>
+        <w:tabs>
+          <w:tab w:val="left" w:pos="3388"/>
+        </w:tabs>
+        <w:rPr>
+          <w:sz w:val="8"/>
+          <w:szCs w:val="8"/>
+        </w:rPr>
+      </w:pPr>
+      <w:r>
+        <w:rPr>
+          <w:sz w:val="8"/>
+          <w:szCs w:val="8"/>
+        </w:rPr>
+        <w:t xml:space="preserve">WHERE is_active = TRUE AND ((name LIKE '%' || Q || '%') or (cust_id::text like Q || '%'))      </w:t>
+      </w:r>
+    </w:p>
+    <w:p>
+      <w:pPr>
+        <w:tabs>
+          <w:tab w:val="left" w:pos="3388"/>
+        </w:tabs>
+        <w:rPr>
+          <w:sz w:val="8"/>
+          <w:szCs w:val="8"/>
+        </w:rPr>
+      </w:pPr>
+      <w:r>
+        <w:rPr>
+          <w:sz w:val="8"/>
+          <w:szCs w:val="8"/>
+        </w:rPr>
+        <w:t xml:space="preserve">ORDER BY </w:t>
+      </w:r>
+    </w:p>
+    <w:p>
+      <w:pPr>
+        <w:tabs>
+          <w:tab w:val="left" w:pos="3388"/>
+        </w:tabs>
+        <w:rPr>
+          <w:sz w:val="8"/>
+          <w:szCs w:val="8"/>
+        </w:rPr>
+      </w:pPr>
+      <w:r>
+        <w:rPr>
+          <w:sz w:val="8"/>
+          <w:szCs w:val="8"/>
+        </w:rPr>
+        <w:t xml:space="preserve">    (name LIKE Q || '%') DESC, -- DESC puts the 'TRUE' matches (starts with Q) at the top</w:t>
+      </w:r>
+    </w:p>
+    <w:p>
+      <w:pPr>
+        <w:tabs>
+          <w:tab w:val="left" w:pos="3388"/>
+        </w:tabs>
+        <w:rPr>
+          <w:sz w:val="8"/>
+          <w:szCs w:val="8"/>
+        </w:rPr>
+      </w:pPr>
+      <w:r>
+        <w:rPr>
+          <w:sz w:val="8"/>
+          <w:szCs w:val="8"/>
+        </w:rPr>
+        <w:tab/>
+        <w:t xml:space="preserve">name ASC;   </w:t>
+      </w:r>
+    </w:p>
+    <w:p>
+      <w:pPr>
+        <w:tabs>
+          <w:tab w:val="left" w:pos="3388"/>
+        </w:tabs>
+        <w:rPr>
+          <w:sz w:val="8"/>
+          <w:szCs w:val="8"/>
+        </w:rPr>
+      </w:pPr>
+    </w:p>
+    <w:p>
+      <w:pPr>
+        <w:tabs>
+          <w:tab w:val="left" w:pos="3388"/>
+        </w:tabs>
+        <w:rPr>
+          <w:sz w:val="8"/>
+          <w:szCs w:val="8"/>
+        </w:rPr>
+      </w:pPr>
+      <w:r>
+        <w:rPr>
+          <w:sz w:val="8"/>
+          <w:szCs w:val="8"/>
+        </w:rPr>
+        <w:t>END;</w:t>
+      </w:r>
+    </w:p>
+    <w:p>
+      <w:pPr>
+        <w:tabs>
+          <w:tab w:val="left" w:pos="3388"/>
+        </w:tabs>
+        <w:rPr>
+          <w:sz w:val="8"/>
+          <w:szCs w:val="8"/>
+        </w:rPr>
+      </w:pPr>
+      <w:r>
+        <w:rPr>
+          <w:sz w:val="8"/>
+          <w:szCs w:val="8"/>
+        </w:rPr>
+        <w:t>$$;</w:t>
+      </w:r>
+    </w:p>
+    <w:p>
+      <w:pPr>
+        <w:tabs>
+          <w:tab w:val="left" w:pos="3388"/>
+        </w:tabs>
+        <w:rPr>
+          <w:sz w:val="8"/>
+          <w:szCs w:val="8"/>
+        </w:rPr>
+      </w:pPr>
+    </w:p>
+    <w:p>
+      <w:pPr>
+        <w:tabs>
+          <w:tab w:val="left" w:pos="3388"/>
+        </w:tabs>
+        <w:rPr>
+          <w:sz w:val="8"/>
+          <w:szCs w:val="8"/>
+        </w:rPr>
+      </w:pPr>
+      <w:r>
+        <w:rPr>
+          <w:sz w:val="8"/>
+          <w:szCs w:val="8"/>
+        </w:rPr>
         <w:lastRenderedPageBreak/>
-        <w:t>end;</w:t>
-      </w:r>
-    </w:p>
-    <w:p>
-      <w:pPr>
-        <w:tabs>
-          <w:tab w:val="left" w:pos="3388"/>
-        </w:tabs>
-        <w:rPr>
-          <w:sz w:val="8"/>
-          <w:szCs w:val="8"/>
-        </w:rPr>
-      </w:pPr>
-      <w:r>
-        <w:rPr>
-          <w:sz w:val="8"/>
-          <w:szCs w:val="8"/>
-        </w:rPr>
-        <w:t>$$</w:t>
-      </w:r>
-      <w:r>
-        <w:rPr>
-          <w:sz w:val="8"/>
-          <w:szCs w:val="8"/>
-        </w:rPr>
-        <w:t>;</w:t>
-      </w:r>
-    </w:p>
-    <w:p>
-      <w:pPr>
-        <w:tabs>
-          <w:tab w:val="left" w:pos="3388"/>
-        </w:tabs>
-      </w:pPr>
-      <w:r>
-        <w:t>Search customer :</w:t>
-      </w:r>
-    </w:p>
-    <w:p>
-      <w:pPr>
-        <w:tabs>
-          <w:tab w:val="left" w:pos="3388"/>
-        </w:tabs>
-        <w:rPr>
-          <w:sz w:val="8"/>
-          <w:szCs w:val="8"/>
-        </w:rPr>
-      </w:pPr>
-      <w:r>
-        <w:rPr>
-          <w:sz w:val="8"/>
-          <w:szCs w:val="8"/>
-        </w:rPr>
-        <w:t>create or replace function schema_sales.search_customer(q text)</w:t>
-      </w:r>
-    </w:p>
-    <w:p>
-      <w:pPr>
-        <w:tabs>
-          <w:tab w:val="left" w:pos="3388"/>
-        </w:tabs>
-        <w:rPr>
-          <w:sz w:val="8"/>
-          <w:szCs w:val="8"/>
-        </w:rPr>
-      </w:pPr>
-      <w:r>
-        <w:rPr>
-          <w:sz w:val="8"/>
-          <w:szCs w:val="8"/>
-        </w:rPr>
-        <w:t>returns table(</w:t>
-      </w:r>
-    </w:p>
-    <w:p>
-      <w:pPr>
-        <w:tabs>
-          <w:tab w:val="left" w:pos="3388"/>
-        </w:tabs>
-        <w:rPr>
-          <w:sz w:val="8"/>
-          <w:szCs w:val="8"/>
-        </w:rPr>
-      </w:pPr>
-      <w:r>
-        <w:rPr>
-          <w:sz w:val="8"/>
-          <w:szCs w:val="8"/>
-        </w:rPr>
-        <w:t>fcust_id int,</w:t>
-      </w:r>
-    </w:p>
-    <w:p>
-      <w:pPr>
-        <w:tabs>
-          <w:tab w:val="left" w:pos="3388"/>
-        </w:tabs>
-        <w:rPr>
-          <w:sz w:val="8"/>
-          <w:szCs w:val="8"/>
-        </w:rPr>
-      </w:pPr>
-      <w:r>
-        <w:rPr>
-          <w:sz w:val="8"/>
-          <w:szCs w:val="8"/>
-        </w:rPr>
-        <w:t>fname varchar,</w:t>
-      </w:r>
-    </w:p>
-    <w:p>
-      <w:pPr>
-        <w:tabs>
-          <w:tab w:val="left" w:pos="3388"/>
-        </w:tabs>
-        <w:rPr>
-          <w:sz w:val="8"/>
-          <w:szCs w:val="8"/>
-        </w:rPr>
-      </w:pPr>
-      <w:r>
-        <w:rPr>
-          <w:sz w:val="8"/>
-          <w:szCs w:val="8"/>
-        </w:rPr>
-        <w:t>unit_price int</w:t>
-      </w:r>
-    </w:p>
-    <w:p>
-      <w:pPr>
-        <w:tabs>
-          <w:tab w:val="left" w:pos="3388"/>
-        </w:tabs>
-        <w:rPr>
-          <w:sz w:val="8"/>
-          <w:szCs w:val="8"/>
-        </w:rPr>
-      </w:pPr>
-    </w:p>
-    <w:p>
-      <w:pPr>
-        <w:tabs>
-          <w:tab w:val="left" w:pos="3388"/>
-        </w:tabs>
-        <w:rPr>
-          <w:sz w:val="8"/>
-          <w:szCs w:val="8"/>
-        </w:rPr>
-      </w:pPr>
-      <w:r>
-        <w:rPr>
-          <w:sz w:val="8"/>
-          <w:szCs w:val="8"/>
-        </w:rPr>
-        <w:t>)</w:t>
-      </w:r>
-    </w:p>
-    <w:p>
-      <w:pPr>
-        <w:tabs>
-          <w:tab w:val="left" w:pos="3388"/>
-        </w:tabs>
-        <w:rPr>
-          <w:sz w:val="8"/>
-          <w:szCs w:val="8"/>
-        </w:rPr>
-      </w:pPr>
-      <w:r>
-        <w:rPr>
-          <w:sz w:val="8"/>
-          <w:szCs w:val="8"/>
-        </w:rPr>
-        <w:t>language plpgsql</w:t>
-      </w:r>
-    </w:p>
-    <w:p>
-      <w:pPr>
-        <w:tabs>
-          <w:tab w:val="left" w:pos="3388"/>
-        </w:tabs>
-        <w:rPr>
-          <w:sz w:val="8"/>
-          <w:szCs w:val="8"/>
-        </w:rPr>
-      </w:pPr>
-      <w:r>
-        <w:rPr>
-          <w:sz w:val="8"/>
-          <w:szCs w:val="8"/>
-        </w:rPr>
-        <w:t>as $$</w:t>
-      </w:r>
-    </w:p>
-    <w:p>
-      <w:pPr>
-        <w:tabs>
-          <w:tab w:val="left" w:pos="3388"/>
-        </w:tabs>
-        <w:rPr>
-          <w:sz w:val="8"/>
-          <w:szCs w:val="8"/>
-        </w:rPr>
-      </w:pPr>
-      <w:r>
-        <w:rPr>
-          <w:sz w:val="8"/>
-          <w:szCs w:val="8"/>
-        </w:rPr>
-        <w:t>BEGIN</w:t>
-      </w:r>
-    </w:p>
-    <w:p>
-      <w:pPr>
-        <w:tabs>
-          <w:tab w:val="left" w:pos="3388"/>
-        </w:tabs>
-        <w:rPr>
-          <w:sz w:val="8"/>
-          <w:szCs w:val="8"/>
-        </w:rPr>
-      </w:pPr>
-    </w:p>
-    <w:p>
-      <w:pPr>
-        <w:tabs>
-          <w:tab w:val="left" w:pos="3388"/>
-        </w:tabs>
-        <w:rPr>
-          <w:sz w:val="8"/>
-          <w:szCs w:val="8"/>
-        </w:rPr>
-      </w:pPr>
-      <w:r>
-        <w:rPr>
-          <w:sz w:val="8"/>
-          <w:szCs w:val="8"/>
-        </w:rPr>
-        <w:t xml:space="preserve">RETURN QUERY </w:t>
-      </w:r>
-    </w:p>
-    <w:p>
-      <w:pPr>
-        <w:tabs>
-          <w:tab w:val="left" w:pos="3388"/>
-        </w:tabs>
-        <w:rPr>
-          <w:sz w:val="8"/>
-          <w:szCs w:val="8"/>
-        </w:rPr>
-      </w:pPr>
-      <w:r>
-        <w:rPr>
-          <w:sz w:val="8"/>
-          <w:szCs w:val="8"/>
-        </w:rPr>
-        <w:t xml:space="preserve">SELECT cust_id, name, unit_price </w:t>
-      </w:r>
-    </w:p>
-    <w:p>
-      <w:pPr>
-        <w:tabs>
-          <w:tab w:val="left" w:pos="3388"/>
-        </w:tabs>
-        <w:rPr>
-          <w:sz w:val="8"/>
-          <w:szCs w:val="8"/>
-        </w:rPr>
-      </w:pPr>
-      <w:r>
-        <w:rPr>
-          <w:sz w:val="8"/>
-          <w:szCs w:val="8"/>
-        </w:rPr>
-        <w:t xml:space="preserve">FROM schema_customers.customers </w:t>
-      </w:r>
-    </w:p>
-    <w:p>
-      <w:pPr>
-        <w:tabs>
-          <w:tab w:val="left" w:pos="3388"/>
-        </w:tabs>
-        <w:rPr>
-          <w:sz w:val="8"/>
-          <w:szCs w:val="8"/>
-        </w:rPr>
-      </w:pPr>
-      <w:r>
-        <w:rPr>
-          <w:sz w:val="8"/>
-          <w:szCs w:val="8"/>
-        </w:rPr>
-        <w:t>WHERE is_active = TRUE AND name LIKE '%' || Q || '%'</w:t>
-      </w:r>
-    </w:p>
-    <w:p>
-      <w:pPr>
-        <w:tabs>
-          <w:tab w:val="left" w:pos="3388"/>
-        </w:tabs>
-        <w:rPr>
-          <w:sz w:val="8"/>
-          <w:szCs w:val="8"/>
-        </w:rPr>
-      </w:pPr>
-      <w:r>
-        <w:rPr>
-          <w:sz w:val="8"/>
-          <w:szCs w:val="8"/>
-        </w:rPr>
-        <w:t xml:space="preserve">ORDER BY </w:t>
-      </w:r>
-    </w:p>
-    <w:p>
-      <w:pPr>
-        <w:tabs>
-          <w:tab w:val="left" w:pos="3388"/>
-        </w:tabs>
-        <w:rPr>
-          <w:sz w:val="8"/>
-          <w:szCs w:val="8"/>
-        </w:rPr>
-      </w:pPr>
-      <w:r>
-        <w:rPr>
-          <w:sz w:val="8"/>
-          <w:szCs w:val="8"/>
-        </w:rPr>
-        <w:t xml:space="preserve">    (name LIKE Q || '%') DESC, -- DESC puts the 'TRUE' matches (starts with Q) at the top</w:t>
-      </w:r>
-    </w:p>
-    <w:p>
-      <w:pPr>
-        <w:tabs>
-          <w:tab w:val="left" w:pos="3388"/>
-        </w:tabs>
-        <w:rPr>
-          <w:sz w:val="8"/>
-          <w:szCs w:val="8"/>
-        </w:rPr>
-      </w:pPr>
+        <w:t>-- create or replace function schema_sales.display_sales_stats()</w:t>
+      </w:r>
+    </w:p>
+    <w:p>
+      <w:pPr>
+        <w:tabs>
+          <w:tab w:val="left" w:pos="3388"/>
+        </w:tabs>
+        <w:rPr>
+          <w:sz w:val="8"/>
+          <w:szCs w:val="8"/>
+        </w:rPr>
+      </w:pPr>
+      <w:r>
+        <w:rPr>
+          <w:sz w:val="8"/>
+          <w:szCs w:val="8"/>
+        </w:rPr>
+        <w:t>-- returns table (</w:t>
+      </w:r>
+    </w:p>
+    <w:p>
+      <w:pPr>
+        <w:tabs>
+          <w:tab w:val="left" w:pos="3388"/>
+        </w:tabs>
+        <w:rPr>
+          <w:sz w:val="8"/>
+          <w:szCs w:val="8"/>
+        </w:rPr>
+      </w:pPr>
+    </w:p>
+    <w:p>
+      <w:pPr>
+        <w:tabs>
+          <w:tab w:val="left" w:pos="3388"/>
+        </w:tabs>
+        <w:rPr>
+          <w:sz w:val="8"/>
+          <w:szCs w:val="8"/>
+        </w:rPr>
+      </w:pPr>
+      <w:r>
+        <w:rPr>
+          <w:sz w:val="8"/>
+          <w:szCs w:val="8"/>
+        </w:rPr>
+        <w:t>--     F_TOTAL_SALE INT,</w:t>
+      </w:r>
+    </w:p>
+    <w:p>
+      <w:pPr>
+        <w:tabs>
+          <w:tab w:val="left" w:pos="3388"/>
+        </w:tabs>
+        <w:rPr>
+          <w:sz w:val="8"/>
+          <w:szCs w:val="8"/>
+        </w:rPr>
+      </w:pPr>
+      <w:r>
+        <w:rPr>
+          <w:sz w:val="8"/>
+          <w:szCs w:val="8"/>
+        </w:rPr>
+        <w:t>--     F_TOTAL_ACCOUNT INT,</w:t>
+      </w:r>
+    </w:p>
+    <w:p>
+      <w:pPr>
+        <w:tabs>
+          <w:tab w:val="left" w:pos="3388"/>
+        </w:tabs>
+        <w:rPr>
+          <w:sz w:val="8"/>
+          <w:szCs w:val="8"/>
+        </w:rPr>
+      </w:pPr>
+      <w:r>
+        <w:rPr>
+          <w:sz w:val="8"/>
+          <w:szCs w:val="8"/>
+        </w:rPr>
+        <w:t>--     F_TOTAL_CASH INT,</w:t>
+      </w:r>
+    </w:p>
+    <w:p>
+      <w:pPr>
+        <w:tabs>
+          <w:tab w:val="left" w:pos="3388"/>
+        </w:tabs>
+        <w:rPr>
+          <w:sz w:val="8"/>
+          <w:szCs w:val="8"/>
+        </w:rPr>
+      </w:pPr>
+      <w:r>
+        <w:rPr>
+          <w:sz w:val="8"/>
+          <w:szCs w:val="8"/>
+        </w:rPr>
+        <w:t xml:space="preserve">-- </w:t>
+      </w:r>
       <w:r>
         <w:rPr>
           <w:sz w:val="8"/>
           <w:szCs w:val="8"/>
         </w:rPr>
         <w:tab/>
-        <w:t xml:space="preserve">name ASC;    </w:t>
-      </w:r>
-    </w:p>
-    <w:p>
-      <w:pPr>
-        <w:tabs>
-          <w:tab w:val="left" w:pos="3388"/>
-        </w:tabs>
-        <w:rPr>
-          <w:sz w:val="8"/>
-          <w:szCs w:val="8"/>
-        </w:rPr>
-      </w:pPr>
-    </w:p>
-    <w:p>
-      <w:pPr>
-        <w:tabs>
-          <w:tab w:val="left" w:pos="3388"/>
-        </w:tabs>
-        <w:rPr>
-          <w:sz w:val="8"/>
-          <w:szCs w:val="8"/>
-        </w:rPr>
-      </w:pPr>
-      <w:r>
-        <w:rPr>
-          <w:sz w:val="8"/>
-          <w:szCs w:val="8"/>
-        </w:rPr>
-        <w:t>END;</w:t>
-      </w:r>
-    </w:p>
-    <w:p>
-      <w:pPr>
-        <w:tabs>
-          <w:tab w:val="left" w:pos="3388"/>
-        </w:tabs>
-        <w:rPr>
-          <w:sz w:val="8"/>
-          <w:szCs w:val="8"/>
-        </w:rPr>
-      </w:pPr>
-      <w:r>
-        <w:rPr>
-          <w:sz w:val="8"/>
-          <w:szCs w:val="8"/>
-        </w:rPr>
-        <w:t>$$;</w:t>
+        <w:t>c_name varchar,</w:t>
+      </w:r>
+    </w:p>
+    <w:p>
+      <w:pPr>
+        <w:tabs>
+          <w:tab w:val="left" w:pos="3388"/>
+        </w:tabs>
+        <w:rPr>
+          <w:sz w:val="8"/>
+          <w:szCs w:val="8"/>
+        </w:rPr>
+      </w:pPr>
+      <w:r>
+        <w:rPr>
+          <w:sz w:val="8"/>
+          <w:szCs w:val="8"/>
+        </w:rPr>
+        <w:t xml:space="preserve">-- </w:t>
+      </w:r>
+      <w:r>
+        <w:rPr>
+          <w:sz w:val="8"/>
+          <w:szCs w:val="8"/>
+        </w:rPr>
+        <w:tab/>
+        <w:t>c_amt bigint,</w:t>
+      </w:r>
+    </w:p>
+    <w:p>
+      <w:pPr>
+        <w:tabs>
+          <w:tab w:val="left" w:pos="3388"/>
+        </w:tabs>
+        <w:rPr>
+          <w:sz w:val="8"/>
+          <w:szCs w:val="8"/>
+        </w:rPr>
+      </w:pPr>
+      <w:r>
+        <w:rPr>
+          <w:sz w:val="8"/>
+          <w:szCs w:val="8"/>
+        </w:rPr>
+        <w:t xml:space="preserve">-- </w:t>
+      </w:r>
+      <w:r>
+        <w:rPr>
+          <w:sz w:val="8"/>
+          <w:szCs w:val="8"/>
+        </w:rPr>
+        <w:tab/>
+        <w:t>l_qty int,</w:t>
+      </w:r>
+    </w:p>
+    <w:p>
+      <w:pPr>
+        <w:tabs>
+          <w:tab w:val="left" w:pos="3388"/>
+        </w:tabs>
+        <w:rPr>
+          <w:sz w:val="8"/>
+          <w:szCs w:val="8"/>
+        </w:rPr>
+      </w:pPr>
+      <w:r>
+        <w:rPr>
+          <w:sz w:val="8"/>
+          <w:szCs w:val="8"/>
+        </w:rPr>
+        <w:t xml:space="preserve">-- </w:t>
+      </w:r>
+      <w:r>
+        <w:rPr>
+          <w:sz w:val="8"/>
+          <w:szCs w:val="8"/>
+        </w:rPr>
+        <w:tab/>
+        <w:t>b_qty int,</w:t>
+      </w:r>
+    </w:p>
+    <w:p>
+      <w:pPr>
+        <w:tabs>
+          <w:tab w:val="left" w:pos="3388"/>
+        </w:tabs>
+        <w:rPr>
+          <w:sz w:val="8"/>
+          <w:szCs w:val="8"/>
+        </w:rPr>
+      </w:pPr>
+      <w:r>
+        <w:rPr>
+          <w:sz w:val="8"/>
+          <w:szCs w:val="8"/>
+        </w:rPr>
+        <w:t xml:space="preserve">-- </w:t>
+      </w:r>
+      <w:r>
+        <w:rPr>
+          <w:sz w:val="8"/>
+          <w:szCs w:val="8"/>
+        </w:rPr>
+        <w:tab/>
+        <w:t>s_id int</w:t>
+      </w:r>
+    </w:p>
+    <w:p>
+      <w:pPr>
+        <w:tabs>
+          <w:tab w:val="left" w:pos="3388"/>
+        </w:tabs>
+        <w:rPr>
+          <w:sz w:val="8"/>
+          <w:szCs w:val="8"/>
+        </w:rPr>
+      </w:pPr>
+      <w:r>
+        <w:rPr>
+          <w:sz w:val="8"/>
+          <w:szCs w:val="8"/>
+        </w:rPr>
+        <w:t>-- )</w:t>
+      </w:r>
+    </w:p>
+    <w:p>
+      <w:pPr>
+        <w:tabs>
+          <w:tab w:val="left" w:pos="3388"/>
+        </w:tabs>
+        <w:rPr>
+          <w:sz w:val="8"/>
+          <w:szCs w:val="8"/>
+        </w:rPr>
+      </w:pPr>
+      <w:r>
+        <w:rPr>
+          <w:sz w:val="8"/>
+          <w:szCs w:val="8"/>
+        </w:rPr>
+        <w:t>-- language plpgsql</w:t>
+      </w:r>
+    </w:p>
+    <w:p>
+      <w:pPr>
+        <w:tabs>
+          <w:tab w:val="left" w:pos="3388"/>
+        </w:tabs>
+        <w:rPr>
+          <w:sz w:val="8"/>
+          <w:szCs w:val="8"/>
+        </w:rPr>
+      </w:pPr>
+      <w:r>
+        <w:rPr>
+          <w:sz w:val="8"/>
+          <w:szCs w:val="8"/>
+        </w:rPr>
+        <w:t>-- as $$</w:t>
+      </w:r>
+    </w:p>
+    <w:p>
+      <w:pPr>
+        <w:tabs>
+          <w:tab w:val="left" w:pos="3388"/>
+        </w:tabs>
+        <w:rPr>
+          <w:sz w:val="8"/>
+          <w:szCs w:val="8"/>
+        </w:rPr>
+      </w:pPr>
+      <w:r>
+        <w:rPr>
+          <w:sz w:val="8"/>
+          <w:szCs w:val="8"/>
+        </w:rPr>
+        <w:t xml:space="preserve">-- DECLARE </w:t>
+      </w:r>
+    </w:p>
+    <w:p>
+      <w:pPr>
+        <w:tabs>
+          <w:tab w:val="left" w:pos="3388"/>
+        </w:tabs>
+        <w:rPr>
+          <w:sz w:val="8"/>
+          <w:szCs w:val="8"/>
+        </w:rPr>
+      </w:pPr>
+    </w:p>
+    <w:p>
+      <w:pPr>
+        <w:tabs>
+          <w:tab w:val="left" w:pos="3388"/>
+        </w:tabs>
+        <w:rPr>
+          <w:sz w:val="8"/>
+          <w:szCs w:val="8"/>
+        </w:rPr>
+      </w:pPr>
+      <w:r>
+        <w:rPr>
+          <w:sz w:val="8"/>
+          <w:szCs w:val="8"/>
+        </w:rPr>
+        <w:t xml:space="preserve">   </w:t>
+      </w:r>
+    </w:p>
+    <w:p>
+      <w:pPr>
+        <w:tabs>
+          <w:tab w:val="left" w:pos="3388"/>
+        </w:tabs>
+        <w:rPr>
+          <w:sz w:val="8"/>
+          <w:szCs w:val="8"/>
+        </w:rPr>
+      </w:pPr>
+      <w:r>
+        <w:rPr>
+          <w:sz w:val="8"/>
+          <w:szCs w:val="8"/>
+        </w:rPr>
+        <w:t>--     F_TOTAL_SALE INT;</w:t>
+      </w:r>
+    </w:p>
+    <w:p>
+      <w:pPr>
+        <w:tabs>
+          <w:tab w:val="left" w:pos="3388"/>
+        </w:tabs>
+        <w:rPr>
+          <w:sz w:val="8"/>
+          <w:szCs w:val="8"/>
+        </w:rPr>
+      </w:pPr>
+      <w:r>
+        <w:rPr>
+          <w:sz w:val="8"/>
+          <w:szCs w:val="8"/>
+        </w:rPr>
+        <w:t>--     F_TOTAL_ACCOUNT INT;</w:t>
+      </w:r>
+    </w:p>
+    <w:p>
+      <w:pPr>
+        <w:tabs>
+          <w:tab w:val="left" w:pos="3388"/>
+        </w:tabs>
+        <w:rPr>
+          <w:sz w:val="8"/>
+          <w:szCs w:val="8"/>
+        </w:rPr>
+      </w:pPr>
+      <w:r>
+        <w:rPr>
+          <w:sz w:val="8"/>
+          <w:szCs w:val="8"/>
+        </w:rPr>
+        <w:t>--     F_TOTAL_CASH INT;</w:t>
+      </w:r>
+    </w:p>
+    <w:p>
+      <w:pPr>
+        <w:tabs>
+          <w:tab w:val="left" w:pos="3388"/>
+        </w:tabs>
+        <w:rPr>
+          <w:sz w:val="8"/>
+          <w:szCs w:val="8"/>
+        </w:rPr>
+      </w:pPr>
+      <w:r>
+        <w:rPr>
+          <w:sz w:val="8"/>
+          <w:szCs w:val="8"/>
+        </w:rPr>
+        <w:t xml:space="preserve">-- </w:t>
+      </w:r>
+      <w:r>
+        <w:rPr>
+          <w:sz w:val="8"/>
+          <w:szCs w:val="8"/>
+        </w:rPr>
+        <w:tab/>
+        <w:t>CUSTOMER_NAME VARCHAR;</w:t>
+      </w:r>
+    </w:p>
+    <w:p>
+      <w:pPr>
+        <w:tabs>
+          <w:tab w:val="left" w:pos="3388"/>
+        </w:tabs>
+        <w:rPr>
+          <w:sz w:val="8"/>
+          <w:szCs w:val="8"/>
+        </w:rPr>
+      </w:pPr>
+      <w:r>
+        <w:rPr>
+          <w:sz w:val="8"/>
+          <w:szCs w:val="8"/>
+        </w:rPr>
+        <w:t xml:space="preserve">-- </w:t>
+      </w:r>
+      <w:r>
+        <w:rPr>
+          <w:sz w:val="8"/>
+          <w:szCs w:val="8"/>
+        </w:rPr>
+        <w:tab/>
+        <w:t>AMT BIGINT;</w:t>
+      </w:r>
+    </w:p>
+    <w:p>
+      <w:pPr>
+        <w:tabs>
+          <w:tab w:val="left" w:pos="3388"/>
+        </w:tabs>
+        <w:rPr>
+          <w:sz w:val="8"/>
+          <w:szCs w:val="8"/>
+        </w:rPr>
+      </w:pPr>
+      <w:r>
+        <w:rPr>
+          <w:sz w:val="8"/>
+          <w:szCs w:val="8"/>
+        </w:rPr>
+        <w:t xml:space="preserve">-- </w:t>
+      </w:r>
+      <w:r>
+        <w:rPr>
+          <w:sz w:val="8"/>
+          <w:szCs w:val="8"/>
+        </w:rPr>
+        <w:tab/>
+        <w:t>LQTY INT;</w:t>
+      </w:r>
+    </w:p>
+    <w:p>
+      <w:pPr>
+        <w:tabs>
+          <w:tab w:val="left" w:pos="3388"/>
+        </w:tabs>
+        <w:rPr>
+          <w:sz w:val="8"/>
+          <w:szCs w:val="8"/>
+        </w:rPr>
+      </w:pPr>
+      <w:r>
+        <w:rPr>
+          <w:sz w:val="8"/>
+          <w:szCs w:val="8"/>
+        </w:rPr>
+        <w:t xml:space="preserve">-- </w:t>
+      </w:r>
+      <w:r>
+        <w:rPr>
+          <w:sz w:val="8"/>
+          <w:szCs w:val="8"/>
+        </w:rPr>
+        <w:tab/>
+        <w:t>BQTY INT;</w:t>
+      </w:r>
+    </w:p>
+    <w:p>
+      <w:pPr>
+        <w:tabs>
+          <w:tab w:val="left" w:pos="3388"/>
+        </w:tabs>
+        <w:rPr>
+          <w:sz w:val="8"/>
+          <w:szCs w:val="8"/>
+        </w:rPr>
+      </w:pPr>
+      <w:r>
+        <w:rPr>
+          <w:sz w:val="8"/>
+          <w:szCs w:val="8"/>
+        </w:rPr>
+        <w:t xml:space="preserve">-- </w:t>
+      </w:r>
+      <w:r>
+        <w:rPr>
+          <w:sz w:val="8"/>
+          <w:szCs w:val="8"/>
+        </w:rPr>
+        <w:tab/>
+        <w:t>SALES_ID INT;</w:t>
+      </w:r>
+    </w:p>
+    <w:p>
+      <w:pPr>
+        <w:tabs>
+          <w:tab w:val="left" w:pos="3388"/>
+        </w:tabs>
+        <w:rPr>
+          <w:sz w:val="8"/>
+          <w:szCs w:val="8"/>
+        </w:rPr>
+      </w:pPr>
+      <w:r>
+        <w:rPr>
+          <w:sz w:val="8"/>
+          <w:szCs w:val="8"/>
+        </w:rPr>
+        <w:t>-- BEGIN</w:t>
+      </w:r>
+    </w:p>
+    <w:p>
+      <w:pPr>
+        <w:tabs>
+          <w:tab w:val="left" w:pos="3388"/>
+        </w:tabs>
+        <w:rPr>
+          <w:sz w:val="8"/>
+          <w:szCs w:val="8"/>
+        </w:rPr>
+      </w:pPr>
+    </w:p>
+    <w:p>
+      <w:pPr>
+        <w:tabs>
+          <w:tab w:val="left" w:pos="3388"/>
+        </w:tabs>
+        <w:rPr>
+          <w:sz w:val="8"/>
+          <w:szCs w:val="8"/>
+        </w:rPr>
+      </w:pPr>
+      <w:r>
+        <w:rPr>
+          <w:sz w:val="8"/>
+          <w:szCs w:val="8"/>
+        </w:rPr>
+        <w:t xml:space="preserve">    </w:t>
+      </w:r>
+    </w:p>
+    <w:p>
+      <w:pPr>
+        <w:tabs>
+          <w:tab w:val="left" w:pos="3388"/>
+        </w:tabs>
+        <w:rPr>
+          <w:sz w:val="8"/>
+          <w:szCs w:val="8"/>
+        </w:rPr>
+      </w:pPr>
+      <w:r>
+        <w:rPr>
+          <w:sz w:val="8"/>
+          <w:szCs w:val="8"/>
+        </w:rPr>
+        <w:t>--     SELECT COUNT(*) INTO F_TOTAL_SALE FROM schema_sales.sales where sales_status::varchar &lt;&gt; 'deleted';</w:t>
+      </w:r>
+    </w:p>
+    <w:p>
+      <w:pPr>
+        <w:tabs>
+          <w:tab w:val="left" w:pos="3388"/>
+        </w:tabs>
+        <w:rPr>
+          <w:sz w:val="8"/>
+          <w:szCs w:val="8"/>
+        </w:rPr>
+      </w:pPr>
+      <w:r>
+        <w:rPr>
+          <w:sz w:val="8"/>
+          <w:szCs w:val="8"/>
+        </w:rPr>
+        <w:t>--     SELECT COUNT(*) INTO F_TOTAL_ACCOUNT FROM schema_sales.sales WHERE sales_status::varchar &lt;&gt; 'deleted' and sales_type::varchar = 'account';</w:t>
+      </w:r>
+    </w:p>
+    <w:p>
+      <w:pPr>
+        <w:tabs>
+          <w:tab w:val="left" w:pos="3388"/>
+        </w:tabs>
+        <w:rPr>
+          <w:sz w:val="8"/>
+          <w:szCs w:val="8"/>
+        </w:rPr>
+      </w:pPr>
+      <w:r>
+        <w:rPr>
+          <w:sz w:val="8"/>
+          <w:szCs w:val="8"/>
+        </w:rPr>
+        <w:t>--     SELECT COUNT(*) INTO F_TOTAL_CASH FROM schema_sales.sales WHERE sales_status::varchar &lt;&gt; 'deleted' and sales_type::varchar &lt;&gt; 'account';</w:t>
+      </w:r>
+    </w:p>
+    <w:p>
+      <w:pPr>
+        <w:tabs>
+          <w:tab w:val="left" w:pos="3388"/>
+        </w:tabs>
+        <w:rPr>
+          <w:sz w:val="8"/>
+          <w:szCs w:val="8"/>
+        </w:rPr>
+      </w:pPr>
+      <w:r>
+        <w:rPr>
+          <w:sz w:val="8"/>
+          <w:szCs w:val="8"/>
+        </w:rPr>
+        <w:t xml:space="preserve">-- </w:t>
+      </w:r>
+      <w:r>
+        <w:rPr>
+          <w:sz w:val="8"/>
+          <w:szCs w:val="8"/>
+        </w:rPr>
+        <w:tab/>
+        <w:t xml:space="preserve">select coalesce(c.name,s.consumer_name) , s.price , s.litres, s.bottles  , c.cust_id into customer_name,  AMT , lqty, bqty, SALES_ID from schema_customers.customers c join schema_sales.sales s on c.cust_id = s.cust_id  where (TO_CHAR(s.created_at, 'YY-MM') = TO_CHAR(CURRENT_DATE, 'YY-MM')) and s.sales_status::varchar &lt;&gt; 'deleted' and c.is_active = true  order by s.price desc limit 1;  </w:t>
+      </w:r>
+    </w:p>
+    <w:p>
+      <w:pPr>
+        <w:tabs>
+          <w:tab w:val="left" w:pos="3388"/>
+        </w:tabs>
+        <w:rPr>
+          <w:sz w:val="8"/>
+          <w:szCs w:val="8"/>
+        </w:rPr>
+      </w:pPr>
+      <w:r>
+        <w:rPr>
+          <w:sz w:val="8"/>
+          <w:szCs w:val="8"/>
+        </w:rPr>
+        <w:t>--     -- 2. Use RETURN QUERY to send the final result out</w:t>
+      </w:r>
+    </w:p>
+    <w:p>
+      <w:pPr>
+        <w:tabs>
+          <w:tab w:val="left" w:pos="3388"/>
+        </w:tabs>
+        <w:rPr>
+          <w:sz w:val="8"/>
+          <w:szCs w:val="8"/>
+        </w:rPr>
+      </w:pPr>
+      <w:r>
+        <w:rPr>
+          <w:sz w:val="8"/>
+          <w:szCs w:val="8"/>
+        </w:rPr>
+        <w:t>--     RETURN QUERY</w:t>
+      </w:r>
+    </w:p>
+    <w:p>
+      <w:pPr>
+        <w:tabs>
+          <w:tab w:val="left" w:pos="3388"/>
+        </w:tabs>
+        <w:rPr>
+          <w:sz w:val="8"/>
+          <w:szCs w:val="8"/>
+        </w:rPr>
+      </w:pPr>
+      <w:r>
+        <w:rPr>
+          <w:sz w:val="8"/>
+          <w:szCs w:val="8"/>
+        </w:rPr>
+        <w:t>--     SELECT F_TOTAL_SALE, F_TOTAL_ACCOUNT, F_TOTAL_CASH , customer_name , amt , bqty,lqty,SALES_ID;</w:t>
+      </w:r>
+    </w:p>
+    <w:p>
+      <w:pPr>
+        <w:tabs>
+          <w:tab w:val="left" w:pos="3388"/>
+        </w:tabs>
+        <w:rPr>
+          <w:sz w:val="8"/>
+          <w:szCs w:val="8"/>
+        </w:rPr>
+      </w:pPr>
+    </w:p>
+    <w:p>
+      <w:pPr>
+        <w:tabs>
+          <w:tab w:val="left" w:pos="3388"/>
+        </w:tabs>
+        <w:rPr>
+          <w:sz w:val="8"/>
+          <w:szCs w:val="8"/>
+        </w:rPr>
+      </w:pPr>
+      <w:r>
+        <w:rPr>
+          <w:sz w:val="8"/>
+          <w:szCs w:val="8"/>
+        </w:rPr>
+        <w:t>-- END;</w:t>
+      </w:r>
+    </w:p>
+    <w:p>
+      <w:pPr>
+        <w:tabs>
+          <w:tab w:val="left" w:pos="3388"/>
+        </w:tabs>
+        <w:rPr>
+          <w:sz w:val="8"/>
+          <w:szCs w:val="8"/>
+        </w:rPr>
+      </w:pPr>
+      <w:r>
+        <w:rPr>
+          <w:sz w:val="8"/>
+          <w:szCs w:val="8"/>
+        </w:rPr>
+        <w:t>-- $$;</w:t>
+      </w:r>
+    </w:p>
+    <w:p>
+      <w:pPr>
+        <w:tabs>
+          <w:tab w:val="left" w:pos="3388"/>
+        </w:tabs>
+        <w:rPr>
+          <w:sz w:val="8"/>
+          <w:szCs w:val="8"/>
+        </w:rPr>
+      </w:pPr>
+      <w:r>
+        <w:rPr>
+          <w:sz w:val="8"/>
+          <w:szCs w:val="8"/>
+        </w:rPr>
+        <w:t>-- select * from schema_sales.sales order by modified_at desc;</w:t>
+      </w:r>
+    </w:p>
+    <w:p>
+      <w:pPr>
+        <w:tabs>
+          <w:tab w:val="left" w:pos="3388"/>
+        </w:tabs>
+        <w:rPr>
+          <w:sz w:val="8"/>
+          <w:szCs w:val="8"/>
+        </w:rPr>
+      </w:pPr>
+      <w:r>
+        <w:rPr>
+          <w:sz w:val="8"/>
+          <w:szCs w:val="8"/>
+        </w:rPr>
+        <w:t>-- CREATE OR REPLACE FUNCTION schema_sales.SEARCH_SALES(IN Q TEXT)</w:t>
+      </w:r>
+    </w:p>
+    <w:p>
+      <w:pPr>
+        <w:tabs>
+          <w:tab w:val="left" w:pos="3388"/>
+        </w:tabs>
+        <w:rPr>
+          <w:sz w:val="8"/>
+          <w:szCs w:val="8"/>
+        </w:rPr>
+      </w:pPr>
+      <w:r>
+        <w:rPr>
+          <w:sz w:val="8"/>
+          <w:szCs w:val="8"/>
+        </w:rPr>
+        <w:t>-- returns table (</w:t>
+      </w:r>
+    </w:p>
+    <w:p>
+      <w:pPr>
+        <w:tabs>
+          <w:tab w:val="left" w:pos="3388"/>
+        </w:tabs>
+        <w:rPr>
+          <w:sz w:val="8"/>
+          <w:szCs w:val="8"/>
+        </w:rPr>
+      </w:pPr>
+      <w:r>
+        <w:rPr>
+          <w:sz w:val="8"/>
+          <w:szCs w:val="8"/>
+        </w:rPr>
+        <w:t>-- f_sales_id int,</w:t>
+      </w:r>
+    </w:p>
+    <w:p>
+      <w:pPr>
+        <w:tabs>
+          <w:tab w:val="left" w:pos="3388"/>
+        </w:tabs>
+        <w:rPr>
+          <w:sz w:val="8"/>
+          <w:szCs w:val="8"/>
+        </w:rPr>
+      </w:pPr>
+      <w:r>
+        <w:rPr>
+          <w:sz w:val="8"/>
+          <w:szCs w:val="8"/>
+        </w:rPr>
+        <w:t>-- f_consumer_name varchar,</w:t>
+      </w:r>
+    </w:p>
+    <w:p>
+      <w:pPr>
+        <w:tabs>
+          <w:tab w:val="left" w:pos="3388"/>
+        </w:tabs>
+        <w:rPr>
+          <w:sz w:val="8"/>
+          <w:szCs w:val="8"/>
+        </w:rPr>
+      </w:pPr>
+      <w:r>
+        <w:rPr>
+          <w:sz w:val="8"/>
+          <w:szCs w:val="8"/>
+        </w:rPr>
+        <w:t>-- f_cust_id int,</w:t>
+      </w:r>
+    </w:p>
+    <w:p>
+      <w:pPr>
+        <w:tabs>
+          <w:tab w:val="left" w:pos="3388"/>
+        </w:tabs>
+        <w:rPr>
+          <w:sz w:val="8"/>
+          <w:szCs w:val="8"/>
+        </w:rPr>
+      </w:pPr>
+      <w:r>
+        <w:rPr>
+          <w:sz w:val="8"/>
+          <w:szCs w:val="8"/>
+        </w:rPr>
+        <w:t>-- f_sales_type sales_category,</w:t>
+      </w:r>
+    </w:p>
+    <w:p>
+      <w:pPr>
+        <w:tabs>
+          <w:tab w:val="left" w:pos="3388"/>
+        </w:tabs>
+        <w:rPr>
+          <w:sz w:val="8"/>
+          <w:szCs w:val="8"/>
+        </w:rPr>
+      </w:pPr>
+      <w:r>
+        <w:rPr>
+          <w:sz w:val="8"/>
+          <w:szCs w:val="8"/>
+        </w:rPr>
+        <w:t>-- f_litres int,</w:t>
+      </w:r>
+    </w:p>
+    <w:p>
+      <w:pPr>
+        <w:tabs>
+          <w:tab w:val="left" w:pos="3388"/>
+        </w:tabs>
+        <w:rPr>
+          <w:sz w:val="8"/>
+          <w:szCs w:val="8"/>
+        </w:rPr>
+      </w:pPr>
+      <w:r>
+        <w:rPr>
+          <w:sz w:val="8"/>
+          <w:szCs w:val="8"/>
+        </w:rPr>
+        <w:t>-- f_bottles int,</w:t>
+      </w:r>
+    </w:p>
+    <w:p>
+      <w:pPr>
+        <w:tabs>
+          <w:tab w:val="left" w:pos="3388"/>
+        </w:tabs>
+        <w:rPr>
+          <w:sz w:val="8"/>
+          <w:szCs w:val="8"/>
+        </w:rPr>
+      </w:pPr>
+      <w:r>
+        <w:rPr>
+          <w:sz w:val="8"/>
+          <w:szCs w:val="8"/>
+        </w:rPr>
+        <w:lastRenderedPageBreak/>
+        <w:t>-- f_price int,</w:t>
+      </w:r>
+    </w:p>
+    <w:p>
+      <w:pPr>
+        <w:tabs>
+          <w:tab w:val="left" w:pos="3388"/>
+        </w:tabs>
+        <w:rPr>
+          <w:sz w:val="8"/>
+          <w:szCs w:val="8"/>
+        </w:rPr>
+      </w:pPr>
+      <w:r>
+        <w:rPr>
+          <w:sz w:val="8"/>
+          <w:szCs w:val="8"/>
+        </w:rPr>
+        <w:t>-- f_status sales_status</w:t>
+      </w:r>
+    </w:p>
+    <w:p>
+      <w:pPr>
+        <w:tabs>
+          <w:tab w:val="left" w:pos="3388"/>
+        </w:tabs>
+        <w:rPr>
+          <w:sz w:val="8"/>
+          <w:szCs w:val="8"/>
+        </w:rPr>
+      </w:pPr>
+      <w:r>
+        <w:rPr>
+          <w:sz w:val="8"/>
+          <w:szCs w:val="8"/>
+        </w:rPr>
+        <w:t>-- )</w:t>
+      </w:r>
+    </w:p>
+    <w:p>
+      <w:pPr>
+        <w:tabs>
+          <w:tab w:val="left" w:pos="3388"/>
+        </w:tabs>
+        <w:rPr>
+          <w:sz w:val="8"/>
+          <w:szCs w:val="8"/>
+        </w:rPr>
+      </w:pPr>
+    </w:p>
+    <w:p>
+      <w:pPr>
+        <w:tabs>
+          <w:tab w:val="left" w:pos="3388"/>
+        </w:tabs>
+        <w:rPr>
+          <w:sz w:val="8"/>
+          <w:szCs w:val="8"/>
+        </w:rPr>
+      </w:pPr>
+      <w:r>
+        <w:rPr>
+          <w:sz w:val="8"/>
+          <w:szCs w:val="8"/>
+        </w:rPr>
+        <w:t>-- LANGUAGE plpgsql</w:t>
+      </w:r>
+    </w:p>
+    <w:p>
+      <w:pPr>
+        <w:tabs>
+          <w:tab w:val="left" w:pos="3388"/>
+        </w:tabs>
+        <w:rPr>
+          <w:sz w:val="8"/>
+          <w:szCs w:val="8"/>
+        </w:rPr>
+      </w:pPr>
+      <w:r>
+        <w:rPr>
+          <w:sz w:val="8"/>
+          <w:szCs w:val="8"/>
+        </w:rPr>
+        <w:t>-- AS $$</w:t>
+      </w:r>
+    </w:p>
+    <w:p>
+      <w:pPr>
+        <w:tabs>
+          <w:tab w:val="left" w:pos="3388"/>
+        </w:tabs>
+        <w:rPr>
+          <w:sz w:val="8"/>
+          <w:szCs w:val="8"/>
+        </w:rPr>
+      </w:pPr>
+      <w:r>
+        <w:rPr>
+          <w:sz w:val="8"/>
+          <w:szCs w:val="8"/>
+        </w:rPr>
+        <w:t>-- BEGIN</w:t>
+      </w:r>
+    </w:p>
+    <w:p>
+      <w:pPr>
+        <w:tabs>
+          <w:tab w:val="left" w:pos="3388"/>
+        </w:tabs>
+        <w:rPr>
+          <w:sz w:val="8"/>
+          <w:szCs w:val="8"/>
+        </w:rPr>
+      </w:pPr>
+    </w:p>
+    <w:p>
+      <w:pPr>
+        <w:tabs>
+          <w:tab w:val="left" w:pos="3388"/>
+        </w:tabs>
+        <w:rPr>
+          <w:sz w:val="8"/>
+          <w:szCs w:val="8"/>
+        </w:rPr>
+      </w:pPr>
+      <w:r>
+        <w:rPr>
+          <w:sz w:val="8"/>
+          <w:szCs w:val="8"/>
+        </w:rPr>
+        <w:t xml:space="preserve">-- </w:t>
+      </w:r>
+      <w:r>
+        <w:rPr>
+          <w:sz w:val="8"/>
+          <w:szCs w:val="8"/>
+        </w:rPr>
+        <w:tab/>
+        <w:t>Q:= lower(trim(Q));</w:t>
+      </w:r>
+    </w:p>
+    <w:p>
+      <w:pPr>
+        <w:tabs>
+          <w:tab w:val="left" w:pos="3388"/>
+        </w:tabs>
+        <w:rPr>
+          <w:sz w:val="8"/>
+          <w:szCs w:val="8"/>
+        </w:rPr>
+      </w:pPr>
+      <w:r>
+        <w:rPr>
+          <w:sz w:val="8"/>
+          <w:szCs w:val="8"/>
+        </w:rPr>
+        <w:t xml:space="preserve">-- </w:t>
+      </w:r>
+      <w:r>
+        <w:rPr>
+          <w:sz w:val="8"/>
+          <w:szCs w:val="8"/>
+        </w:rPr>
+        <w:tab/>
+        <w:t>IF Q is NULL OR Q = '' THEN</w:t>
+      </w:r>
+    </w:p>
+    <w:p>
+      <w:pPr>
+        <w:tabs>
+          <w:tab w:val="left" w:pos="3388"/>
+        </w:tabs>
+        <w:rPr>
+          <w:sz w:val="8"/>
+          <w:szCs w:val="8"/>
+        </w:rPr>
+      </w:pPr>
+      <w:r>
+        <w:rPr>
+          <w:sz w:val="8"/>
+          <w:szCs w:val="8"/>
+        </w:rPr>
+        <w:t xml:space="preserve">-- </w:t>
+      </w:r>
+      <w:r>
+        <w:rPr>
+          <w:sz w:val="8"/>
+          <w:szCs w:val="8"/>
+        </w:rPr>
+        <w:tab/>
+      </w:r>
+      <w:r>
+        <w:rPr>
+          <w:sz w:val="8"/>
+          <w:szCs w:val="8"/>
+        </w:rPr>
+        <w:tab/>
+        <w:t>RAISE EXCEPTION 'input is null or empty.';</w:t>
+      </w:r>
+    </w:p>
+    <w:p>
+      <w:pPr>
+        <w:tabs>
+          <w:tab w:val="left" w:pos="3388"/>
+        </w:tabs>
+        <w:rPr>
+          <w:sz w:val="8"/>
+          <w:szCs w:val="8"/>
+        </w:rPr>
+      </w:pPr>
+      <w:r>
+        <w:rPr>
+          <w:sz w:val="8"/>
+          <w:szCs w:val="8"/>
+        </w:rPr>
+        <w:t xml:space="preserve">-- </w:t>
+      </w:r>
+      <w:r>
+        <w:rPr>
+          <w:sz w:val="8"/>
+          <w:szCs w:val="8"/>
+        </w:rPr>
+        <w:tab/>
+        <w:t>END IF;</w:t>
+      </w:r>
+    </w:p>
+    <w:p>
+      <w:pPr>
+        <w:tabs>
+          <w:tab w:val="left" w:pos="3388"/>
+        </w:tabs>
+        <w:rPr>
+          <w:sz w:val="8"/>
+          <w:szCs w:val="8"/>
+        </w:rPr>
+      </w:pPr>
+    </w:p>
+    <w:p>
+      <w:pPr>
+        <w:tabs>
+          <w:tab w:val="left" w:pos="3388"/>
+        </w:tabs>
+        <w:rPr>
+          <w:sz w:val="8"/>
+          <w:szCs w:val="8"/>
+        </w:rPr>
+      </w:pPr>
+      <w:r>
+        <w:rPr>
+          <w:sz w:val="8"/>
+          <w:szCs w:val="8"/>
+        </w:rPr>
+        <w:t xml:space="preserve">-- </w:t>
+      </w:r>
+      <w:r>
+        <w:rPr>
+          <w:sz w:val="8"/>
+          <w:szCs w:val="8"/>
+        </w:rPr>
+        <w:tab/>
+        <w:t>RETURN QUERY</w:t>
+      </w:r>
+    </w:p>
+    <w:p>
+      <w:pPr>
+        <w:tabs>
+          <w:tab w:val="left" w:pos="3388"/>
+        </w:tabs>
+        <w:rPr>
+          <w:sz w:val="8"/>
+          <w:szCs w:val="8"/>
+        </w:rPr>
+      </w:pPr>
+      <w:r>
+        <w:rPr>
+          <w:sz w:val="8"/>
+          <w:szCs w:val="8"/>
+        </w:rPr>
+        <w:t xml:space="preserve">-- </w:t>
+      </w:r>
+      <w:r>
+        <w:rPr>
+          <w:sz w:val="8"/>
+          <w:szCs w:val="8"/>
+        </w:rPr>
+        <w:tab/>
+        <w:t>SELECT s.sales_id,coalesce(c.name,s.consumer_name) as name,s.cust_id,s.sales_type,s.litres,s.bottles,s.price,s.sales_status from schema_sales.sales s left join schema_customers.customers c on s.cust_id = c.cust_id where (name LIKE '%' || Q || '%') OR (sales_id::TEXT LIKE Q || '%')</w:t>
+      </w:r>
+    </w:p>
+    <w:p>
+      <w:pPr>
+        <w:tabs>
+          <w:tab w:val="left" w:pos="3388"/>
+        </w:tabs>
+        <w:rPr>
+          <w:sz w:val="8"/>
+          <w:szCs w:val="8"/>
+        </w:rPr>
+      </w:pPr>
+      <w:r>
+        <w:rPr>
+          <w:sz w:val="8"/>
+          <w:szCs w:val="8"/>
+        </w:rPr>
+        <w:t xml:space="preserve">-- </w:t>
+      </w:r>
+      <w:r>
+        <w:rPr>
+          <w:sz w:val="8"/>
+          <w:szCs w:val="8"/>
+        </w:rPr>
+        <w:tab/>
+        <w:t>order by name Like (Q || '%') DESC,</w:t>
+      </w:r>
+    </w:p>
+    <w:p>
+      <w:pPr>
+        <w:tabs>
+          <w:tab w:val="left" w:pos="3388"/>
+        </w:tabs>
+        <w:rPr>
+          <w:sz w:val="8"/>
+          <w:szCs w:val="8"/>
+        </w:rPr>
+      </w:pPr>
+      <w:r>
+        <w:rPr>
+          <w:sz w:val="8"/>
+          <w:szCs w:val="8"/>
+        </w:rPr>
+        <w:t xml:space="preserve">-- </w:t>
+      </w:r>
+      <w:r>
+        <w:rPr>
+          <w:sz w:val="8"/>
+          <w:szCs w:val="8"/>
+        </w:rPr>
+        <w:tab/>
+        <w:t>(s.sales_id::TEXT = Q) DESC,</w:t>
+      </w:r>
+    </w:p>
+    <w:p>
+      <w:pPr>
+        <w:tabs>
+          <w:tab w:val="left" w:pos="3388"/>
+        </w:tabs>
+        <w:rPr>
+          <w:sz w:val="8"/>
+          <w:szCs w:val="8"/>
+        </w:rPr>
+      </w:pPr>
+      <w:r>
+        <w:rPr>
+          <w:sz w:val="8"/>
+          <w:szCs w:val="8"/>
+        </w:rPr>
+        <w:t xml:space="preserve">-- </w:t>
+      </w:r>
+      <w:r>
+        <w:rPr>
+          <w:sz w:val="8"/>
+          <w:szCs w:val="8"/>
+        </w:rPr>
+        <w:tab/>
+        <w:t>name ASC;</w:t>
+      </w:r>
+    </w:p>
+    <w:p>
+      <w:pPr>
+        <w:tabs>
+          <w:tab w:val="left" w:pos="3388"/>
+        </w:tabs>
+        <w:rPr>
+          <w:sz w:val="8"/>
+          <w:szCs w:val="8"/>
+        </w:rPr>
+      </w:pPr>
+    </w:p>
+    <w:p>
+      <w:pPr>
+        <w:tabs>
+          <w:tab w:val="left" w:pos="3388"/>
+        </w:tabs>
+        <w:rPr>
+          <w:sz w:val="8"/>
+          <w:szCs w:val="8"/>
+        </w:rPr>
+      </w:pPr>
+      <w:r>
+        <w:rPr>
+          <w:sz w:val="8"/>
+          <w:szCs w:val="8"/>
+        </w:rPr>
+        <w:t>-- END;</w:t>
+      </w:r>
+    </w:p>
+    <w:p>
+      <w:pPr>
+        <w:tabs>
+          <w:tab w:val="left" w:pos="3388"/>
+        </w:tabs>
+        <w:rPr>
+          <w:sz w:val="8"/>
+          <w:szCs w:val="8"/>
+        </w:rPr>
+      </w:pPr>
+    </w:p>
+    <w:p>
+      <w:pPr>
+        <w:tabs>
+          <w:tab w:val="left" w:pos="3388"/>
+        </w:tabs>
+        <w:rPr>
+          <w:sz w:val="8"/>
+          <w:szCs w:val="8"/>
+        </w:rPr>
+      </w:pPr>
+      <w:r>
+        <w:rPr>
+          <w:sz w:val="8"/>
+          <w:szCs w:val="8"/>
+        </w:rPr>
+        <w:t>-- $$;</w:t>
       </w:r>
     </w:p>
     <w:sectPr>
@@ -5727,6 +7463,7 @@
   <w:style w:type="character" w:default="1" w:styleId="DefaultParagraphFont">
     <w:name w:val="Default Paragraph Font"/>
     <w:uiPriority w:val="1"/>
+    <w:semiHidden/>
     <w:unhideWhenUsed/>
   </w:style>
   <w:style w:type="table" w:default="1" w:styleId="TableNormal">
